--- a/docs/beginner_guide.docx
+++ b/docs/beginner_guide.docx
@@ -5057,68 +5057,48 @@
     <w:p>
       <w:r>
         <w:rPr>
+          <w:b/>
+        </w:rPr>
+        <w:t>Confirmed live (Sept 2026):</w:t>
+      </w:r>
+      <w:r>
+        <w:rPr>
           <w:b w:val="0"/>
         </w:rPr>
-        <w:t xml:space="preserve">It should look like </w:t>
+        <w:t xml:space="preserve"> the real shape is nested one level under </w:t>
       </w:r>
       <w:r>
         <w:rPr>
           <w:rFonts w:ascii="Consolas" w:hAnsi="Consolas"/>
           <w:sz w:val="20"/>
         </w:rPr>
-        <w:t>{"brand": "Sony", "model_number": "PSLX350H"}</w:t>
+        <w:t>response</w:t>
       </w:r>
       <w:r>
         <w:rPr>
           <w:b w:val="0"/>
         </w:rPr>
-        <w:t xml:space="preserve">. If it's nested differently (e.g. </w:t>
+        <w:t xml:space="preserve">, e.g. </w:t>
       </w:r>
       <w:r>
         <w:rPr>
           <w:rFonts w:ascii="Consolas" w:hAnsi="Consolas"/>
           <w:sz w:val="20"/>
         </w:rPr>
-        <w:t>{"response": {...}}</w:t>
+        <w:t>{"error": null, "response": {"brand": "Bose", "model_number": "AM53BK"}}</w:t>
       </w:r>
       <w:r>
         <w:rPr>
           <w:b w:val="0"/>
         </w:rPr>
-        <w:t xml:space="preserve">), tell me and we'll adjust the next block's </w:t>
-      </w:r>
-      <w:r>
-        <w:rPr>
-          <w:rFonts w:ascii="Consolas" w:hAnsi="Consolas"/>
-          <w:sz w:val="20"/>
-        </w:rPr>
-        <w:t>:brand</w:t>
-      </w:r>
+        <w:t xml:space="preserve"> — NOT a flat top-level object. The block below already reflects this.</w:t>
+      </w:r>
+    </w:p>
+    <w:p>
       <w:r>
         <w:rPr>
           <w:b w:val="0"/>
         </w:rPr>
-        <w:t>/</w:t>
-      </w:r>
-      <w:r>
-        <w:rPr>
-          <w:rFonts w:ascii="Consolas" w:hAnsi="Consolas"/>
-          <w:sz w:val="20"/>
-        </w:rPr>
-        <w:t>:model_number</w:t>
-      </w:r>
-      <w:r>
-        <w:rPr>
-          <w:b w:val="0"/>
-        </w:rPr>
-        <w:t xml:space="preserve"> paths.</w:t>
-      </w:r>
-    </w:p>
-    <w:p>
-      <w:r>
-        <w:rPr>
-          <w:b w:val="0"/>
-        </w:rPr>
         <w:t>Then continue:</w:t>
       </w:r>
     </w:p>
@@ -5145,7 +5125,7 @@
           <w:rFonts w:ascii="Consolas" w:hAnsi="Consolas"/>
           <w:sz w:val="18"/>
         </w:rPr>
-        <w:t>SELECT id, UPPER(TRIM(extracted:brand::VARCHAR)) AS brand, UPPER(TRIM(extracted:model_number::VARCHAR)) AS model_number</w:t>
+        <w:t>SELECT id, UPPER(TRIM(extracted:response:brand::VARCHAR)) AS brand, UPPER(TRIM(extracted:response:model_number::VARCHAR)) AS model_number</w:t>
       </w:r>
     </w:p>
     <w:p>
@@ -5197,7 +5177,7 @@
           <w:rFonts w:ascii="Consolas" w:hAnsi="Consolas"/>
           <w:sz w:val="18"/>
         </w:rPr>
-        <w:t>SELECT id, UPPER(TRIM(extracted:brand::VARCHAR)) AS brand, UPPER(TRIM(extracted:model_number::VARCHAR)) AS model_number</w:t>
+        <w:t>SELECT id, UPPER(TRIM(extracted:response:brand::VARCHAR)) AS brand, UPPER(TRIM(extracted:response:model_number::VARCHAR)) AS model_number</w:t>
       </w:r>
     </w:p>
     <w:p>

--- a/docs/beginner_guide.docx
+++ b/docs/beginner_guide.docx
@@ -5097,8 +5097,87 @@
     <w:p>
       <w:r>
         <w:rPr>
+          <w:b/>
+        </w:rPr>
+        <w:t>Second confirmed live bug:</w:t>
+      </w:r>
+      <w:r>
+        <w:rPr>
           <w:b w:val="0"/>
         </w:rPr>
+        <w:t xml:space="preserve"> despite the prompt saying "reply ... or empty if none is present," the model sometimes writes the literal word </w:t>
+      </w:r>
+      <w:r>
+        <w:rPr>
+          <w:rFonts w:ascii="Consolas" w:hAnsi="Consolas"/>
+          <w:sz w:val="20"/>
+        </w:rPr>
+        <w:t>NONE</w:t>
+      </w:r>
+      <w:r>
+        <w:rPr>
+          <w:b w:val="0"/>
+        </w:rPr>
+        <w:t xml:space="preserve"> instead of an actual empty string (verified: </w:t>
+      </w:r>
+      <w:r>
+        <w:rPr>
+          <w:rFonts w:ascii="Consolas" w:hAnsi="Consolas"/>
+          <w:sz w:val="20"/>
+        </w:rPr>
+        <w:t>NONE</w:t>
+      </w:r>
+      <w:r>
+        <w:rPr>
+          <w:b w:val="0"/>
+        </w:rPr>
+        <w:t xml:space="preserve"> showed up as a frequent </w:t>
+      </w:r>
+      <w:r>
+        <w:rPr>
+          <w:rFonts w:ascii="Consolas" w:hAnsi="Consolas"/>
+          <w:sz w:val="20"/>
+        </w:rPr>
+        <w:t>model_number</w:t>
+      </w:r>
+      <w:r>
+        <w:rPr>
+          <w:b w:val="0"/>
+        </w:rPr>
+        <w:t xml:space="preserve"> value). Left unhandled, two unrelated products both extracted as </w:t>
+      </w:r>
+      <w:r>
+        <w:rPr>
+          <w:rFonts w:ascii="Consolas" w:hAnsi="Consolas"/>
+          <w:sz w:val="20"/>
+        </w:rPr>
+        <w:t>model_number='NONE'</w:t>
+      </w:r>
+      <w:r>
+        <w:rPr>
+          <w:b w:val="0"/>
+        </w:rPr>
+        <w:t xml:space="preserve"> would score a *perfect* string-similarity match — silently inflating </w:t>
+      </w:r>
+      <w:r>
+        <w:rPr>
+          <w:rFonts w:ascii="Consolas" w:hAnsi="Consolas"/>
+          <w:sz w:val="20"/>
+        </w:rPr>
+        <w:t>attr_sim</w:t>
+      </w:r>
+      <w:r>
+        <w:rPr>
+          <w:b w:val="0"/>
+        </w:rPr>
+        <w:t xml:space="preserve"> for pairs with zero real evidence. The block below normalizes known placeholder words to true NULL before that can happen.</w:t>
+      </w:r>
+    </w:p>
+    <w:p>
+      <w:r>
+        <w:rPr>
+          <w:b w:val="0"/>
+        </w:rPr>
         <w:t>Then continue:</w:t>
       </w:r>
     </w:p>
@@ -5125,7 +5204,72 @@
           <w:rFonts w:ascii="Consolas" w:hAnsi="Consolas"/>
           <w:sz w:val="18"/>
         </w:rPr>
-        <w:t>SELECT id, UPPER(TRIM(extracted:response:brand::VARCHAR)) AS brand, UPPER(TRIM(extracted:response:model_number::VARCHAR)) AS model_number</w:t>
+        <w:t>SELECT</w:t>
+      </w:r>
+    </w:p>
+    <w:p>
+      <w:pPr>
+        <w:spacing w:before="0" w:after="0"/>
+        <w:shd w:val="clear" w:color="auto" w:fill="EFEFEF"/>
+      </w:pPr>
+      <w:r>
+        <w:rPr>
+          <w:rFonts w:ascii="Consolas" w:hAnsi="Consolas"/>
+          <w:sz w:val="18"/>
+        </w:rPr>
+        <w:t xml:space="preserve">  id,</w:t>
+      </w:r>
+    </w:p>
+    <w:p>
+      <w:pPr>
+        <w:spacing w:before="0" w:after="0"/>
+        <w:shd w:val="clear" w:color="auto" w:fill="EFEFEF"/>
+      </w:pPr>
+      <w:r>
+        <w:rPr>
+          <w:rFonts w:ascii="Consolas" w:hAnsi="Consolas"/>
+          <w:sz w:val="18"/>
+        </w:rPr>
+        <w:t xml:space="preserve">  CASE WHEN UPPER(TRIM(extracted:response:brand::VARCHAR)) IN ('', 'NONE', 'N/A', 'NA', 'NULL', 'EMPTY', 'UNKNOWN', 'UNCLEAR') THEN NULL</w:t>
+      </w:r>
+    </w:p>
+    <w:p>
+      <w:pPr>
+        <w:spacing w:before="0" w:after="0"/>
+        <w:shd w:val="clear" w:color="auto" w:fill="EFEFEF"/>
+      </w:pPr>
+      <w:r>
+        <w:rPr>
+          <w:rFonts w:ascii="Consolas" w:hAnsi="Consolas"/>
+          <w:sz w:val="18"/>
+        </w:rPr>
+        <w:t xml:space="preserve">       ELSE UPPER(TRIM(extracted:response:brand::VARCHAR)) END AS brand,</w:t>
+      </w:r>
+    </w:p>
+    <w:p>
+      <w:pPr>
+        <w:spacing w:before="0" w:after="0"/>
+        <w:shd w:val="clear" w:color="auto" w:fill="EFEFEF"/>
+      </w:pPr>
+      <w:r>
+        <w:rPr>
+          <w:rFonts w:ascii="Consolas" w:hAnsi="Consolas"/>
+          <w:sz w:val="18"/>
+        </w:rPr>
+        <w:t xml:space="preserve">  CASE WHEN UPPER(TRIM(extracted:response:model_number::VARCHAR)) IN ('', 'NONE', 'N/A', 'NA', 'NULL', 'EMPTY', 'UNKNOWN', 'UNCLEAR') THEN NULL</w:t>
+      </w:r>
+    </w:p>
+    <w:p>
+      <w:pPr>
+        <w:spacing w:before="0" w:after="0"/>
+        <w:shd w:val="clear" w:color="auto" w:fill="EFEFEF"/>
+      </w:pPr>
+      <w:r>
+        <w:rPr>
+          <w:rFonts w:ascii="Consolas" w:hAnsi="Consolas"/>
+          <w:sz w:val="18"/>
+        </w:rPr>
+        <w:t xml:space="preserve">       ELSE UPPER(TRIM(extracted:response:model_number::VARCHAR)) END AS model_number</w:t>
       </w:r>
     </w:p>
     <w:p>
@@ -5177,7 +5321,72 @@
           <w:rFonts w:ascii="Consolas" w:hAnsi="Consolas"/>
           <w:sz w:val="18"/>
         </w:rPr>
-        <w:t>SELECT id, UPPER(TRIM(extracted:response:brand::VARCHAR)) AS brand, UPPER(TRIM(extracted:response:model_number::VARCHAR)) AS model_number</w:t>
+        <w:t>SELECT</w:t>
+      </w:r>
+    </w:p>
+    <w:p>
+      <w:pPr>
+        <w:spacing w:before="0" w:after="0"/>
+        <w:shd w:val="clear" w:color="auto" w:fill="EFEFEF"/>
+      </w:pPr>
+      <w:r>
+        <w:rPr>
+          <w:rFonts w:ascii="Consolas" w:hAnsi="Consolas"/>
+          <w:sz w:val="18"/>
+        </w:rPr>
+        <w:t xml:space="preserve">  id,</w:t>
+      </w:r>
+    </w:p>
+    <w:p>
+      <w:pPr>
+        <w:spacing w:before="0" w:after="0"/>
+        <w:shd w:val="clear" w:color="auto" w:fill="EFEFEF"/>
+      </w:pPr>
+      <w:r>
+        <w:rPr>
+          <w:rFonts w:ascii="Consolas" w:hAnsi="Consolas"/>
+          <w:sz w:val="18"/>
+        </w:rPr>
+        <w:t xml:space="preserve">  CASE WHEN UPPER(TRIM(extracted:response:brand::VARCHAR)) IN ('', 'NONE', 'N/A', 'NA', 'NULL', 'EMPTY', 'UNKNOWN', 'UNCLEAR') THEN NULL</w:t>
+      </w:r>
+    </w:p>
+    <w:p>
+      <w:pPr>
+        <w:spacing w:before="0" w:after="0"/>
+        <w:shd w:val="clear" w:color="auto" w:fill="EFEFEF"/>
+      </w:pPr>
+      <w:r>
+        <w:rPr>
+          <w:rFonts w:ascii="Consolas" w:hAnsi="Consolas"/>
+          <w:sz w:val="18"/>
+        </w:rPr>
+        <w:t xml:space="preserve">       ELSE UPPER(TRIM(extracted:response:brand::VARCHAR)) END AS brand,</w:t>
+      </w:r>
+    </w:p>
+    <w:p>
+      <w:pPr>
+        <w:spacing w:before="0" w:after="0"/>
+        <w:shd w:val="clear" w:color="auto" w:fill="EFEFEF"/>
+      </w:pPr>
+      <w:r>
+        <w:rPr>
+          <w:rFonts w:ascii="Consolas" w:hAnsi="Consolas"/>
+          <w:sz w:val="18"/>
+        </w:rPr>
+        <w:t xml:space="preserve">  CASE WHEN UPPER(TRIM(extracted:response:model_number::VARCHAR)) IN ('', 'NONE', 'N/A', 'NA', 'NULL', 'EMPTY', 'UNKNOWN', 'UNCLEAR') THEN NULL</w:t>
+      </w:r>
+    </w:p>
+    <w:p>
+      <w:pPr>
+        <w:spacing w:before="0" w:after="0"/>
+        <w:shd w:val="clear" w:color="auto" w:fill="EFEFEF"/>
+      </w:pPr>
+      <w:r>
+        <w:rPr>
+          <w:rFonts w:ascii="Consolas" w:hAnsi="Consolas"/>
+          <w:sz w:val="18"/>
+        </w:rPr>
+        <w:t xml:space="preserve">       ELSE UPPER(TRIM(extracted:response:model_number::VARCHAR)) END AS model_number</w:t>
       </w:r>
     </w:p>
     <w:p>

--- a/docs/beginner_guide.docx
+++ b/docs/beginner_guide.docx
@@ -5755,6 +5755,72 @@
       </w:r>
     </w:p>
     <w:p>
+      <w:r>
+        <w:rPr>
+          <w:b/>
+        </w:rPr>
+        <w:t>These thresholds are empirically calibrated (Sept 2026, live run), not guessed.</w:t>
+      </w:r>
+      <w:r>
+        <w:rPr>
+          <w:b w:val="0"/>
+        </w:rPr>
+        <w:t xml:space="preserve"> A first pass at 0.80/0.30 put 86% of all pairs into </w:t>
+      </w:r>
+      <w:r>
+        <w:rPr>
+          <w:rFonts w:ascii="Consolas" w:hAnsi="Consolas"/>
+          <w:sz w:val="20"/>
+        </w:rPr>
+        <w:t>GRAY_ZONE</w:t>
+      </w:r>
+      <w:r>
+        <w:rPr>
+          <w:b w:val="0"/>
+        </w:rPr>
+        <w:t xml:space="preserve"> (inverted from the design intent), and testing showed </w:t>
+      </w:r>
+      <w:r>
+        <w:rPr>
+          <w:rFonts w:ascii="Consolas" w:hAnsi="Consolas"/>
+          <w:sz w:val="20"/>
+        </w:rPr>
+        <w:t>AUTO_ACCEPT</w:t>
+      </w:r>
+      <w:r>
+        <w:rPr>
+          <w:b w:val="0"/>
+        </w:rPr>
+        <w:t xml:space="preserve"> at that level was only ~75% precise on its own (same-brand product variants score deceptively high on embedding/attribute similarity alone, with no LLM check to catch it). Grid-checking a few threshold pairs against the real ground truth (see the appendix note below if you want to re-run this check yourself) found </w:t>
+      </w:r>
+      <w:r>
+        <w:rPr>
+          <w:rFonts w:ascii="Consolas" w:hAnsi="Consolas"/>
+          <w:sz w:val="20"/>
+        </w:rPr>
+        <w:t>0.50</w:t>
+      </w:r>
+      <w:r>
+        <w:rPr>
+          <w:b w:val="0"/>
+        </w:rPr>
+        <w:t>/</w:t>
+      </w:r>
+      <w:r>
+        <w:rPr>
+          <w:rFonts w:ascii="Consolas" w:hAnsi="Consolas"/>
+          <w:sz w:val="20"/>
+        </w:rPr>
+        <w:t>0.90</w:t>
+      </w:r>
+      <w:r>
+        <w:rPr>
+          <w:b w:val="0"/>
+        </w:rPr>
+        <w:t xml:space="preserve"> as the best tradeoff: only 1.2% of true matches lost to auto-reject, 98.4% precision in auto-accept, and the gray zone cut from 70,000 to ~20,400 pairs (71% fewer AI calls needed).</w:t>
+      </w:r>
+    </w:p>
+    <w:p>
       <w:pPr>
         <w:spacing w:before="0" w:after="0"/>
         <w:shd w:val="clear" w:color="auto" w:fill="EFEFEF"/>
@@ -5790,20 +5856,20 @@
           <w:rFonts w:ascii="Consolas" w:hAnsi="Consolas"/>
           <w:sz w:val="18"/>
         </w:rPr>
-        <w:t>SET AUTO_ACCEPT_THRESHOLD = 0.80;</w:t>
-      </w:r>
-    </w:p>
-    <w:p>
-      <w:pPr>
-        <w:spacing w:before="0" w:after="0"/>
-        <w:shd w:val="clear" w:color="auto" w:fill="EFEFEF"/>
-      </w:pPr>
-      <w:r>
-        <w:rPr>
-          <w:rFonts w:ascii="Consolas" w:hAnsi="Consolas"/>
-          <w:sz w:val="18"/>
-        </w:rPr>
-        <w:t>SET AUTO_REJECT_THRESHOLD = 0.30;</w:t>
+        <w:t>SET AUTO_ACCEPT_THRESHOLD = 0.90;</w:t>
+      </w:r>
+    </w:p>
+    <w:p>
+      <w:pPr>
+        <w:spacing w:before="0" w:after="0"/>
+        <w:shd w:val="clear" w:color="auto" w:fill="EFEFEF"/>
+      </w:pPr>
+      <w:r>
+        <w:rPr>
+          <w:rFonts w:ascii="Consolas" w:hAnsi="Consolas"/>
+          <w:sz w:val="18"/>
+        </w:rPr>
+        <w:t>SET AUTO_REJECT_THRESHOLD = 0.50;</w:t>
       </w:r>
     </w:p>
     <w:p>
@@ -6472,27 +6538,152 @@
         <w:rPr>
           <w:b w:val="0"/>
         </w:rPr>
-        <w:t xml:space="preserve"> the </w:t>
+        <w:t xml:space="preserve"> with the calibrated thresholds above, </w:t>
       </w:r>
       <w:r>
         <w:rPr>
           <w:rFonts w:ascii="Consolas" w:hAnsi="Consolas"/>
           <w:sz w:val="20"/>
         </w:rPr>
-        <w:t>band</w:t>
+        <w:t>GRAY_ZONE</w:t>
       </w:r>
       <w:r>
         <w:rPr>
           <w:b w:val="0"/>
         </w:rPr>
-        <w:t xml:space="preserve"> breakdown shows most pairs as </w:t>
+        <w:t xml:space="preserve"> should be around 20,400 (not 70,000 — that inverted result is what a naive un-calibrated guess produces, see the note above). If your numbers come out very different from this, something upstream (blocking, embeddings, or attribute extraction) likely diverged from what's expected in this dataset — ask before proceeding.</w:t>
+      </w:r>
+    </w:p>
+    <w:p>
+      <w:r>
+        <w:rPr>
+          <w:b/>
+        </w:rPr>
+        <w:t>Optional — how to re-verify/re-tune these thresholds yourself against ground truth:</w:t>
+      </w:r>
+    </w:p>
+    <w:p>
+      <w:pPr>
+        <w:spacing w:before="0" w:after="0"/>
+        <w:shd w:val="clear" w:color="auto" w:fill="EFEFEF"/>
+      </w:pPr>
+      <w:r>
+        <w:rPr>
+          <w:rFonts w:ascii="Consolas" w:hAnsi="Consolas"/>
+          <w:sz w:val="18"/>
+        </w:rPr>
+        <w:t>SELECT</w:t>
+      </w:r>
+    </w:p>
+    <w:p>
+      <w:pPr>
+        <w:spacing w:before="0" w:after="0"/>
+        <w:shd w:val="clear" w:color="auto" w:fill="EFEFEF"/>
+      </w:pPr>
+      <w:r>
+        <w:rPr>
+          <w:rFonts w:ascii="Consolas" w:hAnsi="Consolas"/>
+          <w:sz w:val="18"/>
+        </w:rPr>
+        <w:t xml:space="preserve">  SUM(CASE WHEN gt.id_abt IS NOT NULL AND b.pre_score &lt; 0.50 THEN 1 ELSE 0 END) AS true_matches_lost_to_reject,</w:t>
+      </w:r>
+    </w:p>
+    <w:p>
+      <w:pPr>
+        <w:spacing w:before="0" w:after="0"/>
+        <w:shd w:val="clear" w:color="auto" w:fill="EFEFEF"/>
+      </w:pPr>
+      <w:r>
+        <w:rPr>
+          <w:rFonts w:ascii="Consolas" w:hAnsi="Consolas"/>
+          <w:sz w:val="18"/>
+        </w:rPr>
+        <w:t xml:space="preserve">  SUM(CASE WHEN gt.id_abt IS NULL AND b.pre_score &gt;= 0.90 THEN 1 ELSE 0 END) AS false_positives_in_accept,</w:t>
+      </w:r>
+    </w:p>
+    <w:p>
+      <w:pPr>
+        <w:spacing w:before="0" w:after="0"/>
+        <w:shd w:val="clear" w:color="auto" w:fill="EFEFEF"/>
+      </w:pPr>
+      <w:r>
+        <w:rPr>
+          <w:rFonts w:ascii="Consolas" w:hAnsi="Consolas"/>
+          <w:sz w:val="18"/>
+        </w:rPr>
+        <w:t xml:space="preserve">  SUM(CASE WHEN b.pre_score &lt; 0.50 THEN 1 ELSE 0 END) AS reject_total,</w:t>
+      </w:r>
+    </w:p>
+    <w:p>
+      <w:pPr>
+        <w:spacing w:before="0" w:after="0"/>
+        <w:shd w:val="clear" w:color="auto" w:fill="EFEFEF"/>
+      </w:pPr>
+      <w:r>
+        <w:rPr>
+          <w:rFonts w:ascii="Consolas" w:hAnsi="Consolas"/>
+          <w:sz w:val="18"/>
+        </w:rPr>
+        <w:t xml:space="preserve">  SUM(CASE WHEN b.pre_score &gt;= 0.90 THEN 1 ELSE 0 END) AS accept_total,</w:t>
+      </w:r>
+    </w:p>
+    <w:p>
+      <w:pPr>
+        <w:spacing w:before="0" w:after="0"/>
+        <w:shd w:val="clear" w:color="auto" w:fill="EFEFEF"/>
+      </w:pPr>
+      <w:r>
+        <w:rPr>
+          <w:rFonts w:ascii="Consolas" w:hAnsi="Consolas"/>
+          <w:sz w:val="18"/>
+        </w:rPr>
+        <w:t xml:space="preserve">  COUNT(*) - SUM(CASE WHEN b.pre_score &lt; 0.50 THEN 1 ELSE 0 END) - SUM(CASE WHEN b.pre_score &gt;= 0.90 THEN 1 ELSE 0 END) AS gray_zone_total</w:t>
+      </w:r>
+    </w:p>
+    <w:p>
+      <w:pPr>
+        <w:spacing w:before="0" w:after="0"/>
+        <w:shd w:val="clear" w:color="auto" w:fill="EFEFEF"/>
+      </w:pPr>
+      <w:r>
+        <w:rPr>
+          <w:rFonts w:ascii="Consolas" w:hAnsi="Consolas"/>
+          <w:sz w:val="18"/>
+        </w:rPr>
+        <w:t>FROM CANDIDATE_PAIRS_BANDED b</w:t>
+      </w:r>
+    </w:p>
+    <w:p>
+      <w:pPr>
+        <w:spacing w:before="0" w:after="0"/>
+        <w:shd w:val="clear" w:color="auto" w:fill="EFEFEF"/>
+      </w:pPr>
+      <w:r>
+        <w:rPr>
+          <w:rFonts w:ascii="Consolas" w:hAnsi="Consolas"/>
+          <w:sz w:val="18"/>
+        </w:rPr>
+        <w:t>LEFT JOIN GROUND_TRUTH_RAW gt ON gt.id_abt = b.abt_id AND gt.id_buy = b.buy_id;</w:t>
+      </w:r>
+    </w:p>
+    <w:p>
+      <w:pPr>
+        <w:spacing w:before="0" w:after="120"/>
+      </w:pPr>
+    </w:p>
+    <w:p>
+      <w:r>
+        <w:rPr>
+          <w:b w:val="0"/>
+        </w:rPr>
+        <w:t xml:space="preserve">Swap the </w:t>
       </w:r>
       <w:r>
         <w:rPr>
           <w:rFonts w:ascii="Consolas" w:hAnsi="Consolas"/>
           <w:sz w:val="20"/>
         </w:rPr>
-        <w:t>AUTO_ACCEPT</w:t>
+        <w:t>0.50</w:t>
       </w:r>
       <w:r>
         <w:rPr>
@@ -6505,38 +6696,65 @@
           <w:rFonts w:ascii="Consolas" w:hAnsi="Consolas"/>
           <w:sz w:val="20"/>
         </w:rPr>
-        <w:t>AUTO_REJECT</w:t>
+        <w:t>0.90</w:t>
       </w:r>
       <w:r>
         <w:rPr>
           <w:b w:val="0"/>
         </w:rPr>
-        <w:t xml:space="preserve">, with </w:t>
+        <w:t xml:space="preserve"> literals to try other threshold pairs; watch </w:t>
       </w:r>
       <w:r>
         <w:rPr>
           <w:rFonts w:ascii="Consolas" w:hAnsi="Consolas"/>
           <w:sz w:val="20"/>
         </w:rPr>
-        <w:t>GRAY_ZONE</w:t>
+        <w:t>true_matches_lost_to_reject</w:t>
       </w:r>
       <w:r>
         <w:rPr>
           <w:b w:val="0"/>
         </w:rPr>
-        <w:t xml:space="preserve"> a smaller minority (that minority is all that spends real LLM budget). </w:t>
-      </w:r>
-      <w:r>
-        <w:rPr>
-          <w:b/>
-        </w:rPr>
-        <w:t>If `GRAY_ZONE` is tens of thousands, tell me</w:t>
+        <w:t xml:space="preserve"> and </w:t>
+      </w:r>
+      <w:r>
+        <w:rPr>
+          <w:rFonts w:ascii="Consolas" w:hAnsi="Consolas"/>
+          <w:sz w:val="20"/>
+        </w:rPr>
+        <w:t>false_positives_in_accept</w:t>
       </w:r>
       <w:r>
         <w:rPr>
           <w:b w:val="0"/>
         </w:rPr>
-        <w:t xml:space="preserve"> — we'd tighten the thresholds before this runs (cost control).</w:t>
+        <w:t xml:space="preserve"> — both should stay small relative to </w:t>
+      </w:r>
+      <w:r>
+        <w:rPr>
+          <w:rFonts w:ascii="Consolas" w:hAnsi="Consolas"/>
+          <w:sz w:val="20"/>
+        </w:rPr>
+        <w:t>reject_total</w:t>
+      </w:r>
+      <w:r>
+        <w:rPr>
+          <w:b w:val="0"/>
+        </w:rPr>
+        <w:t>/</w:t>
+      </w:r>
+      <w:r>
+        <w:rPr>
+          <w:rFonts w:ascii="Consolas" w:hAnsi="Consolas"/>
+          <w:sz w:val="20"/>
+        </w:rPr>
+        <w:t>accept_total</w:t>
+      </w:r>
+      <w:r>
+        <w:rPr>
+          <w:b w:val="0"/>
+        </w:rPr>
+        <w:t>.</w:t>
       </w:r>
     </w:p>
     <w:p>

--- a/docs/beginner_guide.docx
+++ b/docs/beginner_guide.docx
@@ -6051,6 +6051,71 @@
           <w:rFonts w:ascii="Consolas" w:hAnsi="Consolas"/>
           <w:sz w:val="18"/>
         </w:rPr>
+        <w:t>-- CONFIRMED live bug (Sept 2026): without a NULL guard, ~34% of gray-zone</w:t>
+      </w:r>
+    </w:p>
+    <w:p>
+      <w:pPr>
+        <w:spacing w:before="0" w:after="0"/>
+        <w:shd w:val="clear" w:color="auto" w:fill="EFEFEF"/>
+      </w:pPr>
+      <w:r>
+        <w:rPr>
+          <w:rFonts w:ascii="Consolas" w:hAnsi="Consolas"/>
+          <w:sz w:val="18"/>
+        </w:rPr>
+        <w:t>-- pairs (6,930 of 20,414) came back with passed_gate = NULL instead of</w:t>
+      </w:r>
+    </w:p>
+    <w:p>
+      <w:pPr>
+        <w:spacing w:before="0" w:after="0"/>
+        <w:shd w:val="clear" w:color="auto" w:fill="EFEFEF"/>
+      </w:pPr>
+      <w:r>
+        <w:rPr>
+          <w:rFonts w:ascii="Consolas" w:hAnsi="Consolas"/>
+          <w:sz w:val="18"/>
+        </w:rPr>
+        <w:t>-- TRUE/FALSE -- string concatenation with a NULL description field yields</w:t>
+      </w:r>
+    </w:p>
+    <w:p>
+      <w:pPr>
+        <w:spacing w:before="0" w:after="0"/>
+        <w:shd w:val="clear" w:color="auto" w:fill="EFEFEF"/>
+      </w:pPr>
+      <w:r>
+        <w:rPr>
+          <w:rFonts w:ascii="Consolas" w:hAnsi="Consolas"/>
+          <w:sz w:val="18"/>
+        </w:rPr>
+        <w:t>-- a NULL prompt, so AI_FILTER had nothing to evaluate. COALESCE fixes it,</w:t>
+      </w:r>
+    </w:p>
+    <w:p>
+      <w:pPr>
+        <w:spacing w:before="0" w:after="0"/>
+        <w:shd w:val="clear" w:color="auto" w:fill="EFEFEF"/>
+      </w:pPr>
+      <w:r>
+        <w:rPr>
+          <w:rFonts w:ascii="Consolas" w:hAnsi="Consolas"/>
+          <w:sz w:val="18"/>
+        </w:rPr>
+        <w:t>-- same discipline as Steps 4.3/4.4.</w:t>
+      </w:r>
+    </w:p>
+    <w:p>
+      <w:pPr>
+        <w:spacing w:before="0" w:after="0"/>
+        <w:shd w:val="clear" w:color="auto" w:fill="EFEFEF"/>
+      </w:pPr>
+      <w:r>
+        <w:rPr>
+          <w:rFonts w:ascii="Consolas" w:hAnsi="Consolas"/>
+          <w:sz w:val="18"/>
+        </w:rPr>
         <w:t>CREATE OR REPLACE TABLE GRAY_ZONE_GATED AS</w:t>
       </w:r>
     </w:p>
@@ -6103,7 +6168,7 @@
           <w:rFonts w:ascii="Consolas" w:hAnsi="Consolas"/>
           <w:sz w:val="18"/>
         </w:rPr>
-        <w:t xml:space="preserve">    ap.name, ap.description, bp.name, bp.description</w:t>
+        <w:t xml:space="preserve">    COALESCE(ap.name,''), COALESCE(ap.description,''), COALESCE(bp.name,''), COALESCE(bp.description,'')</w:t>
       </w:r>
     </w:p>
     <w:p>
@@ -6233,20 +6298,20 @@
           <w:rFonts w:ascii="Consolas" w:hAnsi="Consolas"/>
           <w:sz w:val="18"/>
         </w:rPr>
-        <w:t xml:space="preserve">  prompt =&gt; 'Product A: ' || ap.name || ' -- ' || ap.description ||</w:t>
-      </w:r>
-    </w:p>
-    <w:p>
-      <w:pPr>
-        <w:spacing w:before="0" w:after="0"/>
-        <w:shd w:val="clear" w:color="auto" w:fill="EFEFEF"/>
-      </w:pPr>
-      <w:r>
-        <w:rPr>
-          <w:rFonts w:ascii="Consolas" w:hAnsi="Consolas"/>
-          <w:sz w:val="18"/>
-        </w:rPr>
-        <w:t xml:space="preserve">            '\nProduct B: ' || bp.name || ' -- ' || bp.description ||</w:t>
+        <w:t xml:space="preserve">  prompt =&gt; 'Product A: ' || COALESCE(ap.name,'') || ' -- ' || COALESCE(ap.description,'') ||</w:t>
+      </w:r>
+    </w:p>
+    <w:p>
+      <w:pPr>
+        <w:spacing w:before="0" w:after="0"/>
+        <w:shd w:val="clear" w:color="auto" w:fill="EFEFEF"/>
+      </w:pPr>
+      <w:r>
+        <w:rPr>
+          <w:rFonts w:ascii="Consolas" w:hAnsi="Consolas"/>
+          <w:sz w:val="18"/>
+        </w:rPr>
+        <w:t xml:space="preserve">            '\nProduct B: ' || COALESCE(bp.name,'') || ' -- ' || COALESCE(bp.description,'') ||</w:t>
       </w:r>
     </w:p>
     <w:p>
@@ -10155,20 +10220,20 @@
           <w:rFonts w:ascii="Consolas" w:hAnsi="Consolas"/>
           <w:sz w:val="18"/>
         </w:rPr>
-        <w:t xml:space="preserve">    prompt =&gt; 'Product A (Abt): ' || ap.name || ' -- ' || ap.description ||</w:t>
-      </w:r>
-    </w:p>
-    <w:p>
-      <w:pPr>
-        <w:spacing w:before="0" w:after="0"/>
-        <w:shd w:val="clear" w:color="auto" w:fill="EFEFEF"/>
-      </w:pPr>
-      <w:r>
-        <w:rPr>
-          <w:rFonts w:ascii="Consolas" w:hAnsi="Consolas"/>
-          <w:sz w:val="18"/>
-        </w:rPr>
-        <w:t xml:space="preserve">              '\nProduct B (Buy): ' || bp.name || ' -- ' || bp.description ||</w:t>
+        <w:t xml:space="preserve">    prompt =&gt; 'Product A (Abt): ' || COALESCE(ap.name,'') || ' -- ' || COALESCE(ap.description,'') ||</w:t>
+      </w:r>
+    </w:p>
+    <w:p>
+      <w:pPr>
+        <w:spacing w:before="0" w:after="0"/>
+        <w:shd w:val="clear" w:color="auto" w:fill="EFEFEF"/>
+      </w:pPr>
+      <w:r>
+        <w:rPr>
+          <w:rFonts w:ascii="Consolas" w:hAnsi="Consolas"/>
+          <w:sz w:val="18"/>
+        </w:rPr>
+        <w:t xml:space="preserve">              '\nProduct B (Buy): ' || COALESCE(bp.name,'') || ' -- ' || COALESCE(bp.description,'') ||</w:t>
       </w:r>
     </w:p>
     <w:p>

--- a/docs/beginner_guide.docx
+++ b/docs/beginner_guide.docx
@@ -6259,6 +6259,71 @@
           <w:rFonts w:ascii="Consolas" w:hAnsi="Consolas"/>
           <w:sz w:val="18"/>
         </w:rPr>
+        <w:t>-- CONFIRMED live (Sept 2026): mistral-large2/claude-4-sonnet/openai-gpt-4.1/</w:t>
+      </w:r>
+    </w:p>
+    <w:p>
+      <w:pPr>
+        <w:spacing w:before="0" w:after="0"/>
+        <w:shd w:val="clear" w:color="auto" w:fill="EFEFEF"/>
+      </w:pPr>
+      <w:r>
+        <w:rPr>
+          <w:rFonts w:ascii="Consolas" w:hAnsi="Consolas"/>
+          <w:sz w:val="18"/>
+        </w:rPr>
+        <w:t>-- snowflake-llama-3.3-70b are all deprecated ("legacy state, please use</w:t>
+      </w:r>
+    </w:p>
+    <w:p>
+      <w:pPr>
+        <w:spacing w:before="0" w:after="0"/>
+        <w:shd w:val="clear" w:color="auto" w:fill="EFEFEF"/>
+      </w:pPr>
+      <w:r>
+        <w:rPr>
+          <w:rFonts w:ascii="Consolas" w:hAnsi="Consolas"/>
+          <w:sz w:val="18"/>
+        </w:rPr>
+        <w:t>-- other models"). claude-sonnet-5 confirmed working via SHOW MODELS IN</w:t>
+      </w:r>
+    </w:p>
+    <w:p>
+      <w:pPr>
+        <w:spacing w:before="0" w:after="0"/>
+        <w:shd w:val="clear" w:color="auto" w:fill="EFEFEF"/>
+      </w:pPr>
+      <w:r>
+        <w:rPr>
+          <w:rFonts w:ascii="Consolas" w:hAnsi="Consolas"/>
+          <w:sz w:val="18"/>
+        </w:rPr>
+        <w:t>-- SNOWFLAKE.MODELS + a live test call -- model names churn fast on Cortex,</w:t>
+      </w:r>
+    </w:p>
+    <w:p>
+      <w:pPr>
+        <w:spacing w:before="0" w:after="0"/>
+        <w:shd w:val="clear" w:color="auto" w:fill="EFEFEF"/>
+      </w:pPr>
+      <w:r>
+        <w:rPr>
+          <w:rFonts w:ascii="Consolas" w:hAnsi="Consolas"/>
+          <w:sz w:val="18"/>
+        </w:rPr>
+        <w:t>-- re-verify with a trivial AI_COMPLETE call if it's been a while.</w:t>
+      </w:r>
+    </w:p>
+    <w:p>
+      <w:pPr>
+        <w:spacing w:before="0" w:after="0"/>
+        <w:shd w:val="clear" w:color="auto" w:fill="EFEFEF"/>
+      </w:pPr>
+      <w:r>
+        <w:rPr>
+          <w:rFonts w:ascii="Consolas" w:hAnsi="Consolas"/>
+          <w:sz w:val="18"/>
+        </w:rPr>
         <w:t>CREATE OR REPLACE TABLE GRAY_ZONE_ADJUDICATED AS</w:t>
       </w:r>
     </w:p>
@@ -6285,7 +6350,7 @@
           <w:rFonts w:ascii="Consolas" w:hAnsi="Consolas"/>
           <w:sz w:val="18"/>
         </w:rPr>
-        <w:t xml:space="preserve">  model =&gt; 'mistral-large2',</w:t>
+        <w:t xml:space="preserve">  model =&gt; 'claude-sonnet-5',</w:t>
       </w:r>
     </w:p>
     <w:p>
@@ -10194,6 +10259,32 @@
           <w:rFonts w:ascii="Consolas" w:hAnsi="Consolas"/>
           <w:sz w:val="18"/>
         </w:rPr>
+        <w:t xml:space="preserve">  -- claude-sonnet-5 confirmed working live (Sept 2026) -- mistral-large2</w:t>
+      </w:r>
+    </w:p>
+    <w:p>
+      <w:pPr>
+        <w:spacing w:before="0" w:after="0"/>
+        <w:shd w:val="clear" w:color="auto" w:fill="EFEFEF"/>
+      </w:pPr>
+      <w:r>
+        <w:rPr>
+          <w:rFonts w:ascii="Consolas" w:hAnsi="Consolas"/>
+          <w:sz w:val="18"/>
+        </w:rPr>
+        <w:t xml:space="preserve">  -- and several other older model names were found deprecated the same day.</w:t>
+      </w:r>
+    </w:p>
+    <w:p>
+      <w:pPr>
+        <w:spacing w:before="0" w:after="0"/>
+        <w:shd w:val="clear" w:color="auto" w:fill="EFEFEF"/>
+      </w:pPr>
+      <w:r>
+        <w:rPr>
+          <w:rFonts w:ascii="Consolas" w:hAnsi="Consolas"/>
+          <w:sz w:val="18"/>
+        </w:rPr>
         <w:t xml:space="preserve">  SELECT AI_COMPLETE(</w:t>
       </w:r>
     </w:p>
@@ -10207,7 +10298,7 @@
           <w:rFonts w:ascii="Consolas" w:hAnsi="Consolas"/>
           <w:sz w:val="18"/>
         </w:rPr>
-        <w:t xml:space="preserve">    model =&gt; 'mistral-large2',</w:t>
+        <w:t xml:space="preserve">    model =&gt; 'claude-sonnet-5',</w:t>
       </w:r>
     </w:p>
     <w:p>

--- a/docs/beginner_guide.docx
+++ b/docs/beginner_guide.docx
@@ -6519,6 +6519,331 @@
           <w:rFonts w:ascii="Consolas" w:hAnsi="Consolas"/>
           <w:sz w:val="18"/>
         </w:rPr>
+        <w:t>-- CONFIRMED live (Sept 2026): AI_COMPLETE returned a NULL verdict (no usable</w:t>
+      </w:r>
+    </w:p>
+    <w:p>
+      <w:pPr>
+        <w:spacing w:before="0" w:after="0"/>
+        <w:shd w:val="clear" w:color="auto" w:fill="EFEFEF"/>
+      </w:pPr>
+      <w:r>
+        <w:rPr>
+          <w:rFonts w:ascii="Consolas" w:hAnsi="Consolas"/>
+          <w:sz w:val="18"/>
+        </w:rPr>
+        <w:t>-- structured response) for ~11.5% of gray-zone pairs that passed the gate --</w:t>
+      </w:r>
+    </w:p>
+    <w:p>
+      <w:pPr>
+        <w:spacing w:before="0" w:after="0"/>
+        <w:shd w:val="clear" w:color="auto" w:fill="EFEFEF"/>
+      </w:pPr>
+      <w:r>
+        <w:rPr>
+          <w:rFonts w:ascii="Consolas" w:hAnsi="Consolas"/>
+          <w:sz w:val="18"/>
+        </w:rPr>
+        <w:t>-- not traceable to any single text pattern, just an occasional real</w:t>
+      </w:r>
+    </w:p>
+    <w:p>
+      <w:pPr>
+        <w:spacing w:before="0" w:after="0"/>
+        <w:shd w:val="clear" w:color="auto" w:fill="EFEFEF"/>
+      </w:pPr>
+      <w:r>
+        <w:rPr>
+          <w:rFonts w:ascii="Consolas" w:hAnsi="Consolas"/>
+          <w:sz w:val="18"/>
+        </w:rPr>
+        <w:t>-- characteristic of calling LLMs at scale. A cheap retry recovers most of them.</w:t>
+      </w:r>
+    </w:p>
+    <w:p>
+      <w:pPr>
+        <w:spacing w:before="0" w:after="0"/>
+        <w:shd w:val="clear" w:color="auto" w:fill="EFEFEF"/>
+      </w:pPr>
+      <w:r>
+        <w:rPr>
+          <w:rFonts w:ascii="Consolas" w:hAnsi="Consolas"/>
+          <w:sz w:val="18"/>
+        </w:rPr>
+        <w:t>UPDATE GRAY_ZONE_ADJUDICATED t</w:t>
+      </w:r>
+    </w:p>
+    <w:p>
+      <w:pPr>
+        <w:spacing w:before="0" w:after="0"/>
+        <w:shd w:val="clear" w:color="auto" w:fill="EFEFEF"/>
+      </w:pPr>
+      <w:r>
+        <w:rPr>
+          <w:rFonts w:ascii="Consolas" w:hAnsi="Consolas"/>
+          <w:sz w:val="18"/>
+        </w:rPr>
+        <w:t>SET verdict = retry.new_verdict</w:t>
+      </w:r>
+    </w:p>
+    <w:p>
+      <w:pPr>
+        <w:spacing w:before="0" w:after="0"/>
+        <w:shd w:val="clear" w:color="auto" w:fill="EFEFEF"/>
+      </w:pPr>
+      <w:r>
+        <w:rPr>
+          <w:rFonts w:ascii="Consolas" w:hAnsi="Consolas"/>
+          <w:sz w:val="18"/>
+        </w:rPr>
+        <w:t>FROM (</w:t>
+      </w:r>
+    </w:p>
+    <w:p>
+      <w:pPr>
+        <w:spacing w:before="0" w:after="0"/>
+        <w:shd w:val="clear" w:color="auto" w:fill="EFEFEF"/>
+      </w:pPr>
+      <w:r>
+        <w:rPr>
+          <w:rFonts w:ascii="Consolas" w:hAnsi="Consolas"/>
+          <w:sz w:val="18"/>
+        </w:rPr>
+        <w:t xml:space="preserve">  SELECT gza.abt_id, gza.buy_id, AI_COMPLETE(</w:t>
+      </w:r>
+    </w:p>
+    <w:p>
+      <w:pPr>
+        <w:spacing w:before="0" w:after="0"/>
+        <w:shd w:val="clear" w:color="auto" w:fill="EFEFEF"/>
+      </w:pPr>
+      <w:r>
+        <w:rPr>
+          <w:rFonts w:ascii="Consolas" w:hAnsi="Consolas"/>
+          <w:sz w:val="18"/>
+        </w:rPr>
+        <w:t xml:space="preserve">    model =&gt; 'claude-sonnet-5',</w:t>
+      </w:r>
+    </w:p>
+    <w:p>
+      <w:pPr>
+        <w:spacing w:before="0" w:after="0"/>
+        <w:shd w:val="clear" w:color="auto" w:fill="EFEFEF"/>
+      </w:pPr>
+      <w:r>
+        <w:rPr>
+          <w:rFonts w:ascii="Consolas" w:hAnsi="Consolas"/>
+          <w:sz w:val="18"/>
+        </w:rPr>
+        <w:t xml:space="preserve">    prompt =&gt; 'Product A: ' || COALESCE(ap.name,'') || ' -- ' || COALESCE(ap.description,'') ||</w:t>
+      </w:r>
+    </w:p>
+    <w:p>
+      <w:pPr>
+        <w:spacing w:before="0" w:after="0"/>
+        <w:shd w:val="clear" w:color="auto" w:fill="EFEFEF"/>
+      </w:pPr>
+      <w:r>
+        <w:rPr>
+          <w:rFonts w:ascii="Consolas" w:hAnsi="Consolas"/>
+          <w:sz w:val="18"/>
+        </w:rPr>
+        <w:t xml:space="preserve">              '\nProduct B: ' || COALESCE(bp.name,'') || ' -- ' || COALESCE(bp.description,'') ||</w:t>
+      </w:r>
+    </w:p>
+    <w:p>
+      <w:pPr>
+        <w:spacing w:before="0" w:after="0"/>
+        <w:shd w:val="clear" w:color="auto" w:fill="EFEFEF"/>
+      </w:pPr>
+      <w:r>
+        <w:rPr>
+          <w:rFonts w:ascii="Consolas" w:hAnsi="Consolas"/>
+          <w:sz w:val="18"/>
+        </w:rPr>
+        <w:t xml:space="preserve">              '\nDecide whether Product A and Product B are the exact same retail product listed by two different retailers. Consider brand, model number, and specs; ignore wording/formatting differences.',</w:t>
+      </w:r>
+    </w:p>
+    <w:p>
+      <w:pPr>
+        <w:spacing w:before="0" w:after="0"/>
+        <w:shd w:val="clear" w:color="auto" w:fill="EFEFEF"/>
+      </w:pPr>
+      <w:r>
+        <w:rPr>
+          <w:rFonts w:ascii="Consolas" w:hAnsi="Consolas"/>
+          <w:sz w:val="18"/>
+        </w:rPr>
+        <w:t xml:space="preserve">    response_format =&gt; { 'type': 'json', 'schema': { 'type': 'object', 'properties': {</w:t>
+      </w:r>
+    </w:p>
+    <w:p>
+      <w:pPr>
+        <w:spacing w:before="0" w:after="0"/>
+        <w:shd w:val="clear" w:color="auto" w:fill="EFEFEF"/>
+      </w:pPr>
+      <w:r>
+        <w:rPr>
+          <w:rFonts w:ascii="Consolas" w:hAnsi="Consolas"/>
+          <w:sz w:val="18"/>
+        </w:rPr>
+        <w:t xml:space="preserve">      'is_match': {'type': 'boolean'}, 'llm_confidence': {'type': 'number'}, 'rationale': {'type': 'string'}</w:t>
+      </w:r>
+    </w:p>
+    <w:p>
+      <w:pPr>
+        <w:spacing w:before="0" w:after="0"/>
+        <w:shd w:val="clear" w:color="auto" w:fill="EFEFEF"/>
+      </w:pPr>
+      <w:r>
+        <w:rPr>
+          <w:rFonts w:ascii="Consolas" w:hAnsi="Consolas"/>
+          <w:sz w:val="18"/>
+        </w:rPr>
+        <w:t xml:space="preserve">    }, 'required': ['is_match', 'llm_confidence', 'rationale'] } }</w:t>
+      </w:r>
+    </w:p>
+    <w:p>
+      <w:pPr>
+        <w:spacing w:before="0" w:after="0"/>
+        <w:shd w:val="clear" w:color="auto" w:fill="EFEFEF"/>
+      </w:pPr>
+      <w:r>
+        <w:rPr>
+          <w:rFonts w:ascii="Consolas" w:hAnsi="Consolas"/>
+          <w:sz w:val="18"/>
+        </w:rPr>
+        <w:t xml:space="preserve">  ) AS new_verdict</w:t>
+      </w:r>
+    </w:p>
+    <w:p>
+      <w:pPr>
+        <w:spacing w:before="0" w:after="0"/>
+        <w:shd w:val="clear" w:color="auto" w:fill="EFEFEF"/>
+      </w:pPr>
+      <w:r>
+        <w:rPr>
+          <w:rFonts w:ascii="Consolas" w:hAnsi="Consolas"/>
+          <w:sz w:val="18"/>
+        </w:rPr>
+        <w:t xml:space="preserve">  FROM GRAY_ZONE_ADJUDICATED gza</w:t>
+      </w:r>
+    </w:p>
+    <w:p>
+      <w:pPr>
+        <w:spacing w:before="0" w:after="0"/>
+        <w:shd w:val="clear" w:color="auto" w:fill="EFEFEF"/>
+      </w:pPr>
+      <w:r>
+        <w:rPr>
+          <w:rFonts w:ascii="Consolas" w:hAnsi="Consolas"/>
+          <w:sz w:val="18"/>
+        </w:rPr>
+        <w:t xml:space="preserve">  JOIN ABT_PRODUCTS ap ON ap.id = gza.abt_id</w:t>
+      </w:r>
+    </w:p>
+    <w:p>
+      <w:pPr>
+        <w:spacing w:before="0" w:after="0"/>
+        <w:shd w:val="clear" w:color="auto" w:fill="EFEFEF"/>
+      </w:pPr>
+      <w:r>
+        <w:rPr>
+          <w:rFonts w:ascii="Consolas" w:hAnsi="Consolas"/>
+          <w:sz w:val="18"/>
+        </w:rPr>
+        <w:t xml:space="preserve">  JOIN BUY_PRODUCTS bp ON bp.id = gza.buy_id</w:t>
+      </w:r>
+    </w:p>
+    <w:p>
+      <w:pPr>
+        <w:spacing w:before="0" w:after="0"/>
+        <w:shd w:val="clear" w:color="auto" w:fill="EFEFEF"/>
+      </w:pPr>
+      <w:r>
+        <w:rPr>
+          <w:rFonts w:ascii="Consolas" w:hAnsi="Consolas"/>
+          <w:sz w:val="18"/>
+        </w:rPr>
+        <w:t xml:space="preserve">  WHERE gza.verdict IS NULL</w:t>
+      </w:r>
+    </w:p>
+    <w:p>
+      <w:pPr>
+        <w:spacing w:before="0" w:after="0"/>
+        <w:shd w:val="clear" w:color="auto" w:fill="EFEFEF"/>
+      </w:pPr>
+      <w:r>
+        <w:rPr>
+          <w:rFonts w:ascii="Consolas" w:hAnsi="Consolas"/>
+          <w:sz w:val="18"/>
+        </w:rPr>
+        <w:t>) retry</w:t>
+      </w:r>
+    </w:p>
+    <w:p>
+      <w:pPr>
+        <w:spacing w:before="0" w:after="0"/>
+        <w:shd w:val="clear" w:color="auto" w:fill="EFEFEF"/>
+      </w:pPr>
+      <w:r>
+        <w:rPr>
+          <w:rFonts w:ascii="Consolas" w:hAnsi="Consolas"/>
+          <w:sz w:val="18"/>
+        </w:rPr>
+        <w:t>WHERE t.abt_id = retry.abt_id AND t.buy_id = retry.buy_id AND t.verdict IS NULL;</w:t>
+      </w:r>
+    </w:p>
+    <w:p>
+      <w:pPr>
+        <w:spacing w:before="0" w:after="0"/>
+        <w:shd w:val="clear" w:color="auto" w:fill="EFEFEF"/>
+      </w:pPr>
+      <w:r>
+        <w:rPr>
+          <w:rFonts w:ascii="Consolas" w:hAnsi="Consolas"/>
+          <w:sz w:val="18"/>
+        </w:rPr>
+        <w:t xml:space="preserve"> </w:t>
+      </w:r>
+    </w:p>
+    <w:p>
+      <w:pPr>
+        <w:spacing w:before="0" w:after="0"/>
+        <w:shd w:val="clear" w:color="auto" w:fill="EFEFEF"/>
+      </w:pPr>
+      <w:r>
+        <w:rPr>
+          <w:rFonts w:ascii="Consolas" w:hAnsi="Consolas"/>
+          <w:sz w:val="18"/>
+        </w:rPr>
+        <w:t>SELECT COUNT(*) AS still_null_after_retry FROM GRAY_ZONE_ADJUDICATED WHERE verdict IS NULL;</w:t>
+      </w:r>
+    </w:p>
+    <w:p>
+      <w:pPr>
+        <w:spacing w:before="0" w:after="0"/>
+        <w:shd w:val="clear" w:color="auto" w:fill="EFEFEF"/>
+      </w:pPr>
+      <w:r>
+        <w:rPr>
+          <w:rFonts w:ascii="Consolas" w:hAnsi="Consolas"/>
+          <w:sz w:val="18"/>
+        </w:rPr>
+        <w:t xml:space="preserve"> </w:t>
+      </w:r>
+    </w:p>
+    <w:p>
+      <w:pPr>
+        <w:spacing w:before="0" w:after="0"/>
+        <w:shd w:val="clear" w:color="auto" w:fill="EFEFEF"/>
+      </w:pPr>
+      <w:r>
+        <w:rPr>
+          <w:rFonts w:ascii="Consolas" w:hAnsi="Consolas"/>
+          <w:sz w:val="18"/>
+        </w:rPr>
         <w:t>CREATE OR REPLACE TABLE CANDIDATE_PAIRS_ADJUDICATED AS</w:t>
       </w:r>
     </w:p>
@@ -7074,6 +7399,71 @@
           <w:rFonts w:ascii="Consolas" w:hAnsi="Consolas"/>
           <w:sz w:val="18"/>
         </w:rPr>
+        <w:t xml:space="preserve">      -- Gray zone, passed the gate, but AI_COMPLETE still had no usable</w:t>
+      </w:r>
+    </w:p>
+    <w:p>
+      <w:pPr>
+        <w:spacing w:before="0" w:after="0"/>
+        <w:shd w:val="clear" w:color="auto" w:fill="EFEFEF"/>
+      </w:pPr>
+      <w:r>
+        <w:rPr>
+          <w:rFonts w:ascii="Consolas" w:hAnsi="Consolas"/>
+          <w:sz w:val="18"/>
+        </w:rPr>
+        <w:t xml:space="preserve">      -- verdict even after the retry above (~rare residual) -- same safe</w:t>
+      </w:r>
+    </w:p>
+    <w:p>
+      <w:pPr>
+        <w:spacing w:before="0" w:after="0"/>
+        <w:shd w:val="clear" w:color="auto" w:fill="EFEFEF"/>
+      </w:pPr>
+      <w:r>
+        <w:rPr>
+          <w:rFonts w:ascii="Consolas" w:hAnsi="Consolas"/>
+          <w:sz w:val="18"/>
+        </w:rPr>
+        <w:t xml:space="preserve">      -- fallback as AUTO_ACCEPT/AUTO_REJECT, but the explanation below says</w:t>
+      </w:r>
+    </w:p>
+    <w:p>
+      <w:pPr>
+        <w:spacing w:before="0" w:after="0"/>
+        <w:shd w:val="clear" w:color="auto" w:fill="EFEFEF"/>
+      </w:pPr>
+      <w:r>
+        <w:rPr>
+          <w:rFonts w:ascii="Consolas" w:hAnsi="Consolas"/>
+          <w:sz w:val="18"/>
+        </w:rPr>
+        <w:t xml:space="preserve">      -- so honestly instead of claiming "no review was needed."</w:t>
+      </w:r>
+    </w:p>
+    <w:p>
+      <w:pPr>
+        <w:spacing w:before="0" w:after="0"/>
+        <w:shd w:val="clear" w:color="auto" w:fill="EFEFEF"/>
+      </w:pPr>
+      <w:r>
+        <w:rPr>
+          <w:rFonts w:ascii="Consolas" w:hAnsi="Consolas"/>
+          <w:sz w:val="18"/>
+        </w:rPr>
+        <w:t xml:space="preserve">      WHEN band = 'GRAY_ZONE' AND passed_gate = TRUE AND llm_confidence IS NULL THEN pre_score</w:t>
+      </w:r>
+    </w:p>
+    <w:p>
+      <w:pPr>
+        <w:spacing w:before="0" w:after="0"/>
+        <w:shd w:val="clear" w:color="auto" w:fill="EFEFEF"/>
+      </w:pPr>
+      <w:r>
+        <w:rPr>
+          <w:rFonts w:ascii="Consolas" w:hAnsi="Consolas"/>
+          <w:sz w:val="18"/>
+        </w:rPr>
         <w:t xml:space="preserve">      ELSE pre_score</w:t>
       </w:r>
     </w:p>
@@ -7166,6 +7556,45 @@
           <w:sz w:val="18"/>
         </w:rPr>
         <w:t xml:space="preserve">        'embed=' || ROUND(embed_sim,3) || ' attr=' || ROUND(COALESCE(attr_sim,0),3) || ' -- fast filter gate said not-a-match'</w:t>
+      </w:r>
+    </w:p>
+    <w:p>
+      <w:pPr>
+        <w:spacing w:before="0" w:after="0"/>
+        <w:shd w:val="clear" w:color="auto" w:fill="EFEFEF"/>
+      </w:pPr>
+      <w:r>
+        <w:rPr>
+          <w:rFonts w:ascii="Consolas" w:hAnsi="Consolas"/>
+          <w:sz w:val="18"/>
+        </w:rPr>
+        <w:t xml:space="preserve">      WHEN band = 'GRAY_ZONE' AND passed_gate = TRUE AND llm_confidence IS NULL THEN</w:t>
+      </w:r>
+    </w:p>
+    <w:p>
+      <w:pPr>
+        <w:spacing w:before="0" w:after="0"/>
+        <w:shd w:val="clear" w:color="auto" w:fill="EFEFEF"/>
+      </w:pPr>
+      <w:r>
+        <w:rPr>
+          <w:rFonts w:ascii="Consolas" w:hAnsi="Consolas"/>
+          <w:sz w:val="18"/>
+        </w:rPr>
+        <w:t xml:space="preserve">        'embed=' || ROUND(embed_sim,3) || ' attr=' || ROUND(COALESCE(attr_sim,0),3)</w:t>
+      </w:r>
+    </w:p>
+    <w:p>
+      <w:pPr>
+        <w:spacing w:before="0" w:after="0"/>
+        <w:shd w:val="clear" w:color="auto" w:fill="EFEFEF"/>
+      </w:pPr>
+      <w:r>
+        <w:rPr>
+          <w:rFonts w:ascii="Consolas" w:hAnsi="Consolas"/>
+          <w:sz w:val="18"/>
+        </w:rPr>
+        <w:t xml:space="preserve">          || ' -- LLM review was attempted (passed the fast gate) but did not return a usable verdict, even after retry; falling back to embedding+attribute score only'</w:t>
       </w:r>
     </w:p>
     <w:p>

--- a/docs/beginner_guide.docx
+++ b/docs/beginner_guide.docx
@@ -11312,7 +11312,33 @@
           <w:rFonts w:ascii="Consolas" w:hAnsi="Consolas"/>
           <w:sz w:val="18"/>
         </w:rPr>
-        <w:t xml:space="preserve">    MatchAnalyst: { semantic_view: "ABT_BUY.PUBLIC.ABT_BUY_SEMANTIC_VIEW" }</w:t>
+        <w:t xml:space="preserve">    MatchAnalyst:</w:t>
+      </w:r>
+    </w:p>
+    <w:p>
+      <w:pPr>
+        <w:spacing w:before="0" w:after="0"/>
+        <w:shd w:val="clear" w:color="auto" w:fill="EFEFEF"/>
+      </w:pPr>
+      <w:r>
+        <w:rPr>
+          <w:rFonts w:ascii="Consolas" w:hAnsi="Consolas"/>
+          <w:sz w:val="18"/>
+        </w:rPr>
+        <w:t xml:space="preserve">      semantic_view: "ABT_BUY.PUBLIC.ABT_BUY_SEMANTIC_VIEW"</w:t>
+      </w:r>
+    </w:p>
+    <w:p>
+      <w:pPr>
+        <w:spacing w:before="0" w:after="0"/>
+        <w:shd w:val="clear" w:color="auto" w:fill="EFEFEF"/>
+      </w:pPr>
+      <w:r>
+        <w:rPr>
+          <w:rFonts w:ascii="Consolas" w:hAnsi="Consolas"/>
+          <w:sz w:val="18"/>
+        </w:rPr>
+        <w:t xml:space="preserve">      execution_environment: { type: "warehouse", warehouse: "ABT_BUY_WH" }</w:t>
       </w:r>
     </w:p>
     <w:p>
@@ -12301,7 +12327,33 @@
           <w:rFonts w:ascii="Consolas" w:hAnsi="Consolas"/>
           <w:sz w:val="18"/>
         </w:rPr>
-        <w:t xml:space="preserve">    PricingAnalyst: { semantic_view: "ABT_BUY.PUBLIC.ABT_BUY_SEMANTIC_VIEW" }</w:t>
+        <w:t xml:space="preserve">    PricingAnalyst:</w:t>
+      </w:r>
+    </w:p>
+    <w:p>
+      <w:pPr>
+        <w:spacing w:before="0" w:after="0"/>
+        <w:shd w:val="clear" w:color="auto" w:fill="EFEFEF"/>
+      </w:pPr>
+      <w:r>
+        <w:rPr>
+          <w:rFonts w:ascii="Consolas" w:hAnsi="Consolas"/>
+          <w:sz w:val="18"/>
+        </w:rPr>
+        <w:t xml:space="preserve">      semantic_view: "ABT_BUY.PUBLIC.ABT_BUY_SEMANTIC_VIEW"</w:t>
+      </w:r>
+    </w:p>
+    <w:p>
+      <w:pPr>
+        <w:spacing w:before="0" w:after="0"/>
+        <w:shd w:val="clear" w:color="auto" w:fill="EFEFEF"/>
+      </w:pPr>
+      <w:r>
+        <w:rPr>
+          <w:rFonts w:ascii="Consolas" w:hAnsi="Consolas"/>
+          <w:sz w:val="18"/>
+        </w:rPr>
+        <w:t xml:space="preserve">      execution_environment: { type: "warehouse", warehouse: "ABT_BUY_WH" }</w:t>
       </w:r>
     </w:p>
     <w:p>
@@ -12978,7 +13030,33 @@
           <w:rFonts w:ascii="Consolas" w:hAnsi="Consolas"/>
           <w:sz w:val="18"/>
         </w:rPr>
-        <w:t xml:space="preserve">    MarketAnalyst: { semantic_view: "ABT_BUY.PUBLIC.ABT_BUY_SEMANTIC_VIEW" }</w:t>
+        <w:t xml:space="preserve">    MarketAnalyst:</w:t>
+      </w:r>
+    </w:p>
+    <w:p>
+      <w:pPr>
+        <w:spacing w:before="0" w:after="0"/>
+        <w:shd w:val="clear" w:color="auto" w:fill="EFEFEF"/>
+      </w:pPr>
+      <w:r>
+        <w:rPr>
+          <w:rFonts w:ascii="Consolas" w:hAnsi="Consolas"/>
+          <w:sz w:val="18"/>
+        </w:rPr>
+        <w:t xml:space="preserve">      semantic_view: "ABT_BUY.PUBLIC.ABT_BUY_SEMANTIC_VIEW"</w:t>
+      </w:r>
+    </w:p>
+    <w:p>
+      <w:pPr>
+        <w:spacing w:before="0" w:after="0"/>
+        <w:shd w:val="clear" w:color="auto" w:fill="EFEFEF"/>
+      </w:pPr>
+      <w:r>
+        <w:rPr>
+          <w:rFonts w:ascii="Consolas" w:hAnsi="Consolas"/>
+          <w:sz w:val="18"/>
+        </w:rPr>
+        <w:t xml:space="preserve">      execution_environment: { type: "warehouse", warehouse: "ABT_BUY_WH" }</w:t>
       </w:r>
     </w:p>
     <w:p>

--- a/docs/beginner_guide.docx
+++ b/docs/beginner_guide.docx
@@ -13226,6 +13226,215 @@
       </w:r>
     </w:p>
     <w:p>
+      <w:r>
+        <w:rPr>
+          <w:b/>
+        </w:rPr>
+        <w:t>Confirmed live (Sept 2026):</w:t>
+      </w:r>
+      <w:r>
+        <w:rPr>
+          <w:b w:val="0"/>
+        </w:rPr>
+        <w:t xml:space="preserve"> MCP server tool types use a different, UPPERCASE enum than </w:t>
+      </w:r>
+      <w:r>
+        <w:rPr>
+          <w:rFonts w:ascii="Consolas" w:hAnsi="Consolas"/>
+          <w:sz w:val="20"/>
+        </w:rPr>
+        <w:t>CREATE AGENT</w:t>
+      </w:r>
+      <w:r>
+        <w:rPr>
+          <w:b w:val="0"/>
+        </w:rPr>
+        <w:t xml:space="preserve">'s </w:t>
+      </w:r>
+      <w:r>
+        <w:rPr>
+          <w:rFonts w:ascii="Consolas" w:hAnsi="Consolas"/>
+          <w:sz w:val="20"/>
+        </w:rPr>
+        <w:t>tool_spec.type</w:t>
+      </w:r>
+      <w:r>
+        <w:rPr>
+          <w:b w:val="0"/>
+        </w:rPr>
+        <w:t xml:space="preserve"> (lowercase </w:t>
+      </w:r>
+      <w:r>
+        <w:rPr>
+          <w:rFonts w:ascii="Consolas" w:hAnsi="Consolas"/>
+          <w:sz w:val="20"/>
+        </w:rPr>
+        <w:t>cortex_analyst_text_to_sql</w:t>
+      </w:r>
+      <w:r>
+        <w:rPr>
+          <w:b w:val="0"/>
+        </w:rPr>
+        <w:t>/</w:t>
+      </w:r>
+      <w:r>
+        <w:rPr>
+          <w:rFonts w:ascii="Consolas" w:hAnsi="Consolas"/>
+          <w:sz w:val="20"/>
+        </w:rPr>
+        <w:t>cortex_search</w:t>
+      </w:r>
+      <w:r>
+        <w:rPr>
+          <w:b w:val="0"/>
+        </w:rPr>
+        <w:t xml:space="preserve"> do NOT work here). Valid types: </w:t>
+      </w:r>
+      <w:r>
+        <w:rPr>
+          <w:rFonts w:ascii="Consolas" w:hAnsi="Consolas"/>
+          <w:sz w:val="20"/>
+        </w:rPr>
+        <w:t>CORTEX_SEARCH_SERVICE_QUERY</w:t>
+      </w:r>
+      <w:r>
+        <w:rPr>
+          <w:b w:val="0"/>
+        </w:rPr>
+        <w:t xml:space="preserve">, </w:t>
+      </w:r>
+      <w:r>
+        <w:rPr>
+          <w:rFonts w:ascii="Consolas" w:hAnsi="Consolas"/>
+          <w:sz w:val="20"/>
+        </w:rPr>
+        <w:t>CORTEX_ANALYST_MESSAGE</w:t>
+      </w:r>
+      <w:r>
+        <w:rPr>
+          <w:b w:val="0"/>
+        </w:rPr>
+        <w:t xml:space="preserve">, </w:t>
+      </w:r>
+      <w:r>
+        <w:rPr>
+          <w:rFonts w:ascii="Consolas" w:hAnsi="Consolas"/>
+          <w:sz w:val="20"/>
+        </w:rPr>
+        <w:t>SYSTEM_EXECUTE_SQL</w:t>
+      </w:r>
+      <w:r>
+        <w:rPr>
+          <w:b w:val="0"/>
+        </w:rPr>
+        <w:t xml:space="preserve">, </w:t>
+      </w:r>
+      <w:r>
+        <w:rPr>
+          <w:rFonts w:ascii="Consolas" w:hAnsi="Consolas"/>
+          <w:sz w:val="20"/>
+        </w:rPr>
+        <w:t>CORTEX_AGENT_RUN</w:t>
+      </w:r>
+      <w:r>
+        <w:rPr>
+          <w:b w:val="0"/>
+        </w:rPr>
+        <w:t xml:space="preserve">, </w:t>
+      </w:r>
+      <w:r>
+        <w:rPr>
+          <w:rFonts w:ascii="Consolas" w:hAnsi="Consolas"/>
+          <w:sz w:val="20"/>
+        </w:rPr>
+        <w:t>GENERIC</w:t>
+      </w:r>
+      <w:r>
+        <w:rPr>
+          <w:b w:val="0"/>
+        </w:rPr>
+        <w:t xml:space="preserve">. Every tool also needs </w:t>
+      </w:r>
+      <w:r>
+        <w:rPr>
+          <w:rFonts w:ascii="Consolas" w:hAnsi="Consolas"/>
+          <w:sz w:val="20"/>
+        </w:rPr>
+        <w:t>title</w:t>
+      </w:r>
+      <w:r>
+        <w:rPr>
+          <w:b w:val="0"/>
+        </w:rPr>
+        <w:t xml:space="preserve"> and </w:t>
+      </w:r>
+      <w:r>
+        <w:rPr>
+          <w:rFonts w:ascii="Consolas" w:hAnsi="Consolas"/>
+          <w:sz w:val="20"/>
+        </w:rPr>
+        <w:t>description</w:t>
+      </w:r>
+      <w:r>
+        <w:rPr>
+          <w:b w:val="0"/>
+        </w:rPr>
+        <w:t xml:space="preserve"> fields — omitting them produces an unhelpful </w:t>
+      </w:r>
+      <w:r>
+        <w:rPr>
+          <w:rFonts w:ascii="Consolas" w:hAnsi="Consolas"/>
+          <w:sz w:val="20"/>
+        </w:rPr>
+        <w:t>"spec is invalid: null"</w:t>
+      </w:r>
+      <w:r>
+        <w:rPr>
+          <w:b w:val="0"/>
+        </w:rPr>
+        <w:t xml:space="preserve"> error with no indication of what's actually wrong. Cortex-object tools take one </w:t>
+      </w:r>
+      <w:r>
+        <w:rPr>
+          <w:rFonts w:ascii="Consolas" w:hAnsi="Consolas"/>
+          <w:sz w:val="20"/>
+        </w:rPr>
+        <w:t>identifier</w:t>
+      </w:r>
+      <w:r>
+        <w:rPr>
+          <w:b w:val="0"/>
+        </w:rPr>
+        <w:t xml:space="preserve"> (fully-qualified object name), not separate </w:t>
+      </w:r>
+      <w:r>
+        <w:rPr>
+          <w:rFonts w:ascii="Consolas" w:hAnsi="Consolas"/>
+          <w:sz w:val="20"/>
+        </w:rPr>
+        <w:t>semantic_view</w:t>
+      </w:r>
+      <w:r>
+        <w:rPr>
+          <w:b w:val="0"/>
+        </w:rPr>
+        <w:t>/</w:t>
+      </w:r>
+      <w:r>
+        <w:rPr>
+          <w:rFonts w:ascii="Consolas" w:hAnsi="Consolas"/>
+          <w:sz w:val="20"/>
+        </w:rPr>
+        <w:t>search_service</w:t>
+      </w:r>
+      <w:r>
+        <w:rPr>
+          <w:b w:val="0"/>
+        </w:rPr>
+        <w:t xml:space="preserve"> keys. The block below already reflects all of this.</w:t>
+      </w:r>
+    </w:p>
+    <w:p>
       <w:pPr>
         <w:spacing w:before="0" w:after="0"/>
         <w:shd w:val="clear" w:color="auto" w:fill="EFEFEF"/>
@@ -13313,111 +13522,176 @@
           <w:rFonts w:ascii="Consolas" w:hAnsi="Consolas"/>
           <w:sz w:val="18"/>
         </w:rPr>
-        <w:t xml:space="preserve">    - name: product_match_analyst</w:t>
-      </w:r>
-    </w:p>
-    <w:p>
-      <w:pPr>
-        <w:spacing w:before="0" w:after="0"/>
-        <w:shd w:val="clear" w:color="auto" w:fill="EFEFEF"/>
-      </w:pPr>
-      <w:r>
-        <w:rPr>
-          <w:rFonts w:ascii="Consolas" w:hAnsi="Consolas"/>
-          <w:sz w:val="18"/>
-        </w:rPr>
-        <w:t xml:space="preserve">      type: cortex_analyst_text_to_sql</w:t>
-      </w:r>
-    </w:p>
-    <w:p>
-      <w:pPr>
-        <w:spacing w:before="0" w:after="0"/>
-        <w:shd w:val="clear" w:color="auto" w:fill="EFEFEF"/>
-      </w:pPr>
-      <w:r>
-        <w:rPr>
-          <w:rFonts w:ascii="Consolas" w:hAnsi="Consolas"/>
-          <w:sz w:val="18"/>
-        </w:rPr>
-        <w:t xml:space="preserve">      semantic_view: ABT_BUY.PUBLIC.ABT_BUY_SEMANTIC_VIEW</w:t>
-      </w:r>
-    </w:p>
-    <w:p>
-      <w:pPr>
-        <w:spacing w:before="0" w:after="0"/>
-        <w:shd w:val="clear" w:color="auto" w:fill="EFEFEF"/>
-      </w:pPr>
-      <w:r>
-        <w:rPr>
-          <w:rFonts w:ascii="Consolas" w:hAnsi="Consolas"/>
-          <w:sz w:val="18"/>
-        </w:rPr>
-        <w:t xml:space="preserve">    - name: product_search</w:t>
-      </w:r>
-    </w:p>
-    <w:p>
-      <w:pPr>
-        <w:spacing w:before="0" w:after="0"/>
-        <w:shd w:val="clear" w:color="auto" w:fill="EFEFEF"/>
-      </w:pPr>
-      <w:r>
-        <w:rPr>
-          <w:rFonts w:ascii="Consolas" w:hAnsi="Consolas"/>
-          <w:sz w:val="18"/>
-        </w:rPr>
-        <w:t xml:space="preserve">      type: cortex_search</w:t>
-      </w:r>
-    </w:p>
-    <w:p>
-      <w:pPr>
-        <w:spacing w:before="0" w:after="0"/>
-        <w:shd w:val="clear" w:color="auto" w:fill="EFEFEF"/>
-      </w:pPr>
-      <w:r>
-        <w:rPr>
-          <w:rFonts w:ascii="Consolas" w:hAnsi="Consolas"/>
-          <w:sz w:val="18"/>
-        </w:rPr>
-        <w:t xml:space="preserve">      search_service: ABT_BUY.PUBLIC.PRODUCT_SEARCH_SVC</w:t>
-      </w:r>
-    </w:p>
-    <w:p>
-      <w:pPr>
-        <w:spacing w:before="0" w:after="0"/>
-        <w:shd w:val="clear" w:color="auto" w:fill="EFEFEF"/>
-      </w:pPr>
-      <w:r>
-        <w:rPr>
-          <w:rFonts w:ascii="Consolas" w:hAnsi="Consolas"/>
-          <w:sz w:val="18"/>
-        </w:rPr>
-        <w:t xml:space="preserve">    - name: read_only_sql</w:t>
-      </w:r>
-    </w:p>
-    <w:p>
-      <w:pPr>
-        <w:spacing w:before="0" w:after="0"/>
-        <w:shd w:val="clear" w:color="auto" w:fill="EFEFEF"/>
-      </w:pPr>
-      <w:r>
-        <w:rPr>
-          <w:rFonts w:ascii="Consolas" w:hAnsi="Consolas"/>
-          <w:sz w:val="18"/>
-        </w:rPr>
-        <w:t xml:space="preserve">      type: sql_execution</w:t>
-      </w:r>
-    </w:p>
-    <w:p>
-      <w:pPr>
-        <w:spacing w:before="0" w:after="0"/>
-        <w:shd w:val="clear" w:color="auto" w:fill="EFEFEF"/>
-      </w:pPr>
-      <w:r>
-        <w:rPr>
-          <w:rFonts w:ascii="Consolas" w:hAnsi="Consolas"/>
-          <w:sz w:val="18"/>
-        </w:rPr>
-        <w:t xml:space="preserve">      access_mode: read_only</w:t>
+        <w:t xml:space="preserve">    - name: "product_match_analyst"</w:t>
+      </w:r>
+    </w:p>
+    <w:p>
+      <w:pPr>
+        <w:spacing w:before="0" w:after="0"/>
+        <w:shd w:val="clear" w:color="auto" w:fill="EFEFEF"/>
+      </w:pPr>
+      <w:r>
+        <w:rPr>
+          <w:rFonts w:ascii="Consolas" w:hAnsi="Consolas"/>
+          <w:sz w:val="18"/>
+        </w:rPr>
+        <w:t xml:space="preserve">      type: "CORTEX_ANALYST_MESSAGE"</w:t>
+      </w:r>
+    </w:p>
+    <w:p>
+      <w:pPr>
+        <w:spacing w:before="0" w:after="0"/>
+        <w:shd w:val="clear" w:color="auto" w:fill="EFEFEF"/>
+      </w:pPr>
+      <w:r>
+        <w:rPr>
+          <w:rFonts w:ascii="Consolas" w:hAnsi="Consolas"/>
+          <w:sz w:val="18"/>
+        </w:rPr>
+        <w:t xml:space="preserve">      title: "Product Match Analyst"</w:t>
+      </w:r>
+    </w:p>
+    <w:p>
+      <w:pPr>
+        <w:spacing w:before="0" w:after="0"/>
+        <w:shd w:val="clear" w:color="auto" w:fill="EFEFEF"/>
+      </w:pPr>
+      <w:r>
+        <w:rPr>
+          <w:rFonts w:ascii="Consolas" w:hAnsi="Consolas"/>
+          <w:sz w:val="18"/>
+        </w:rPr>
+        <w:t xml:space="preserve">      description: "Answers natural-language questions about matched products, pricing, and matching accuracy via the Abt-Buy semantic view."</w:t>
+      </w:r>
+    </w:p>
+    <w:p>
+      <w:pPr>
+        <w:spacing w:before="0" w:after="0"/>
+        <w:shd w:val="clear" w:color="auto" w:fill="EFEFEF"/>
+      </w:pPr>
+      <w:r>
+        <w:rPr>
+          <w:rFonts w:ascii="Consolas" w:hAnsi="Consolas"/>
+          <w:sz w:val="18"/>
+        </w:rPr>
+        <w:t xml:space="preserve">      identifier: "ABT_BUY.PUBLIC.ABT_BUY_SEMANTIC_VIEW"</w:t>
+      </w:r>
+    </w:p>
+    <w:p>
+      <w:pPr>
+        <w:spacing w:before="0" w:after="0"/>
+        <w:shd w:val="clear" w:color="auto" w:fill="EFEFEF"/>
+      </w:pPr>
+      <w:r>
+        <w:rPr>
+          <w:rFonts w:ascii="Consolas" w:hAnsi="Consolas"/>
+          <w:sz w:val="18"/>
+        </w:rPr>
+        <w:t xml:space="preserve">    - name: "product_search"</w:t>
+      </w:r>
+    </w:p>
+    <w:p>
+      <w:pPr>
+        <w:spacing w:before="0" w:after="0"/>
+        <w:shd w:val="clear" w:color="auto" w:fill="EFEFEF"/>
+      </w:pPr>
+      <w:r>
+        <w:rPr>
+          <w:rFonts w:ascii="Consolas" w:hAnsi="Consolas"/>
+          <w:sz w:val="18"/>
+        </w:rPr>
+        <w:t xml:space="preserve">      type: "CORTEX_SEARCH_SERVICE_QUERY"</w:t>
+      </w:r>
+    </w:p>
+    <w:p>
+      <w:pPr>
+        <w:spacing w:before="0" w:after="0"/>
+        <w:shd w:val="clear" w:color="auto" w:fill="EFEFEF"/>
+      </w:pPr>
+      <w:r>
+        <w:rPr>
+          <w:rFonts w:ascii="Consolas" w:hAnsi="Consolas"/>
+          <w:sz w:val="18"/>
+        </w:rPr>
+        <w:t xml:space="preserve">      title: "Product Search"</w:t>
+      </w:r>
+    </w:p>
+    <w:p>
+      <w:pPr>
+        <w:spacing w:before="0" w:after="0"/>
+        <w:shd w:val="clear" w:color="auto" w:fill="EFEFEF"/>
+      </w:pPr>
+      <w:r>
+        <w:rPr>
+          <w:rFonts w:ascii="Consolas" w:hAnsi="Consolas"/>
+          <w:sz w:val="18"/>
+        </w:rPr>
+        <w:t xml:space="preserve">      description: "Hybrid vector+keyword search across both Abt and Buy product catalogs."</w:t>
+      </w:r>
+    </w:p>
+    <w:p>
+      <w:pPr>
+        <w:spacing w:before="0" w:after="0"/>
+        <w:shd w:val="clear" w:color="auto" w:fill="EFEFEF"/>
+      </w:pPr>
+      <w:r>
+        <w:rPr>
+          <w:rFonts w:ascii="Consolas" w:hAnsi="Consolas"/>
+          <w:sz w:val="18"/>
+        </w:rPr>
+        <w:t xml:space="preserve">      identifier: "ABT_BUY.PUBLIC.PRODUCT_SEARCH_SVC"</w:t>
+      </w:r>
+    </w:p>
+    <w:p>
+      <w:pPr>
+        <w:spacing w:before="0" w:after="0"/>
+        <w:shd w:val="clear" w:color="auto" w:fill="EFEFEF"/>
+      </w:pPr>
+      <w:r>
+        <w:rPr>
+          <w:rFonts w:ascii="Consolas" w:hAnsi="Consolas"/>
+          <w:sz w:val="18"/>
+        </w:rPr>
+        <w:t xml:space="preserve">    - name: "read_only_sql"</w:t>
+      </w:r>
+    </w:p>
+    <w:p>
+      <w:pPr>
+        <w:spacing w:before="0" w:after="0"/>
+        <w:shd w:val="clear" w:color="auto" w:fill="EFEFEF"/>
+      </w:pPr>
+      <w:r>
+        <w:rPr>
+          <w:rFonts w:ascii="Consolas" w:hAnsi="Consolas"/>
+          <w:sz w:val="18"/>
+        </w:rPr>
+        <w:t xml:space="preserve">      type: "SYSTEM_EXECUTE_SQL"</w:t>
+      </w:r>
+    </w:p>
+    <w:p>
+      <w:pPr>
+        <w:spacing w:before="0" w:after="0"/>
+        <w:shd w:val="clear" w:color="auto" w:fill="EFEFEF"/>
+      </w:pPr>
+      <w:r>
+        <w:rPr>
+          <w:rFonts w:ascii="Consolas" w:hAnsi="Consolas"/>
+          <w:sz w:val="18"/>
+        </w:rPr>
+        <w:t xml:space="preserve">      title: "Read-Only SQL Execution"</w:t>
+      </w:r>
+    </w:p>
+    <w:p>
+      <w:pPr>
+        <w:spacing w:before="0" w:after="0"/>
+        <w:shd w:val="clear" w:color="auto" w:fill="EFEFEF"/>
+      </w:pPr>
+      <w:r>
+        <w:rPr>
+          <w:rFonts w:ascii="Consolas" w:hAnsi="Consolas"/>
+          <w:sz w:val="18"/>
+        </w:rPr>
+        <w:t xml:space="preserve">      description: "Executes read-only SQL queries against the Abt-Buy database."</w:t>
       </w:r>
     </w:p>
     <w:p>

--- a/docs/beginner_guide.docx
+++ b/docs/beginner_guide.docx
@@ -8669,6 +8669,480 @@
       </w:r>
     </w:p>
     <w:p>
+      <w:r>
+        <w:rPr>
+          <w:b/>
+        </w:rPr>
+        <w:t>Also create these three supporting views now</w:t>
+      </w:r>
+      <w:r>
+        <w:rPr>
+          <w:b w:val="0"/>
+        </w:rPr>
+        <w:t xml:space="preserve"> — the Streamlit "Matching Accuracy" page (Part 9) depends on them, and it's easy to forget them since they're not needed for the headline metric above:</w:t>
+      </w:r>
+    </w:p>
+    <w:p>
+      <w:pPr>
+        <w:spacing w:before="0" w:after="0"/>
+        <w:shd w:val="clear" w:color="auto" w:fill="EFEFEF"/>
+      </w:pPr>
+      <w:r>
+        <w:rPr>
+          <w:rFonts w:ascii="Consolas" w:hAnsi="Consolas"/>
+          <w:sz w:val="18"/>
+        </w:rPr>
+        <w:t>CREATE OR REPLACE VIEW V_MATCHING_ACCURACY_INCL_REVIEW AS</w:t>
+      </w:r>
+    </w:p>
+    <w:p>
+      <w:pPr>
+        <w:spacing w:before="0" w:after="0"/>
+        <w:shd w:val="clear" w:color="auto" w:fill="EFEFEF"/>
+      </w:pPr>
+      <w:r>
+        <w:rPr>
+          <w:rFonts w:ascii="Consolas" w:hAnsi="Consolas"/>
+          <w:sz w:val="18"/>
+        </w:rPr>
+        <w:t>WITH predicted AS (</w:t>
+      </w:r>
+    </w:p>
+    <w:p>
+      <w:pPr>
+        <w:spacing w:before="0" w:after="0"/>
+        <w:shd w:val="clear" w:color="auto" w:fill="EFEFEF"/>
+      </w:pPr>
+      <w:r>
+        <w:rPr>
+          <w:rFonts w:ascii="Consolas" w:hAnsi="Consolas"/>
+          <w:sz w:val="18"/>
+        </w:rPr>
+        <w:t xml:space="preserve">  SELECT abt_id, buy_id FROM MATCHED_PRODUCTS WHERE final_label IN ('MATCH', 'REVIEW')</w:t>
+      </w:r>
+    </w:p>
+    <w:p>
+      <w:pPr>
+        <w:spacing w:before="0" w:after="0"/>
+        <w:shd w:val="clear" w:color="auto" w:fill="EFEFEF"/>
+      </w:pPr>
+      <w:r>
+        <w:rPr>
+          <w:rFonts w:ascii="Consolas" w:hAnsi="Consolas"/>
+          <w:sz w:val="18"/>
+        </w:rPr>
+        <w:t>),</w:t>
+      </w:r>
+    </w:p>
+    <w:p>
+      <w:pPr>
+        <w:spacing w:before="0" w:after="0"/>
+        <w:shd w:val="clear" w:color="auto" w:fill="EFEFEF"/>
+      </w:pPr>
+      <w:r>
+        <w:rPr>
+          <w:rFonts w:ascii="Consolas" w:hAnsi="Consolas"/>
+          <w:sz w:val="18"/>
+        </w:rPr>
+        <w:t>tp AS (</w:t>
+      </w:r>
+    </w:p>
+    <w:p>
+      <w:pPr>
+        <w:spacing w:before="0" w:after="0"/>
+        <w:shd w:val="clear" w:color="auto" w:fill="EFEFEF"/>
+      </w:pPr>
+      <w:r>
+        <w:rPr>
+          <w:rFonts w:ascii="Consolas" w:hAnsi="Consolas"/>
+          <w:sz w:val="18"/>
+        </w:rPr>
+        <w:t xml:space="preserve">  SELECT COUNT(*) AS n FROM predicted p</w:t>
+      </w:r>
+    </w:p>
+    <w:p>
+      <w:pPr>
+        <w:spacing w:before="0" w:after="0"/>
+        <w:shd w:val="clear" w:color="auto" w:fill="EFEFEF"/>
+      </w:pPr>
+      <w:r>
+        <w:rPr>
+          <w:rFonts w:ascii="Consolas" w:hAnsi="Consolas"/>
+          <w:sz w:val="18"/>
+        </w:rPr>
+        <w:t xml:space="preserve">  JOIN GROUND_TRUTH_MATCHES gt ON gt.abt_id = p.abt_id AND gt.buy_id = p.buy_id</w:t>
+      </w:r>
+    </w:p>
+    <w:p>
+      <w:pPr>
+        <w:spacing w:before="0" w:after="0"/>
+        <w:shd w:val="clear" w:color="auto" w:fill="EFEFEF"/>
+      </w:pPr>
+      <w:r>
+        <w:rPr>
+          <w:rFonts w:ascii="Consolas" w:hAnsi="Consolas"/>
+          <w:sz w:val="18"/>
+        </w:rPr>
+        <w:t>),</w:t>
+      </w:r>
+    </w:p>
+    <w:p>
+      <w:pPr>
+        <w:spacing w:before="0" w:after="0"/>
+        <w:shd w:val="clear" w:color="auto" w:fill="EFEFEF"/>
+      </w:pPr>
+      <w:r>
+        <w:rPr>
+          <w:rFonts w:ascii="Consolas" w:hAnsi="Consolas"/>
+          <w:sz w:val="18"/>
+        </w:rPr>
+        <w:t>totals AS (</w:t>
+      </w:r>
+    </w:p>
+    <w:p>
+      <w:pPr>
+        <w:spacing w:before="0" w:after="0"/>
+        <w:shd w:val="clear" w:color="auto" w:fill="EFEFEF"/>
+      </w:pPr>
+      <w:r>
+        <w:rPr>
+          <w:rFonts w:ascii="Consolas" w:hAnsi="Consolas"/>
+          <w:sz w:val="18"/>
+        </w:rPr>
+        <w:t xml:space="preserve">  SELECT</w:t>
+      </w:r>
+    </w:p>
+    <w:p>
+      <w:pPr>
+        <w:spacing w:before="0" w:after="0"/>
+        <w:shd w:val="clear" w:color="auto" w:fill="EFEFEF"/>
+      </w:pPr>
+      <w:r>
+        <w:rPr>
+          <w:rFonts w:ascii="Consolas" w:hAnsi="Consolas"/>
+          <w:sz w:val="18"/>
+        </w:rPr>
+        <w:t xml:space="preserve">    (SELECT COUNT(*) FROM predicted) AS predicted_count,</w:t>
+      </w:r>
+    </w:p>
+    <w:p>
+      <w:pPr>
+        <w:spacing w:before="0" w:after="0"/>
+        <w:shd w:val="clear" w:color="auto" w:fill="EFEFEF"/>
+      </w:pPr>
+      <w:r>
+        <w:rPr>
+          <w:rFonts w:ascii="Consolas" w:hAnsi="Consolas"/>
+          <w:sz w:val="18"/>
+        </w:rPr>
+        <w:t xml:space="preserve">    (SELECT COUNT(*) FROM GROUND_TRUTH_MATCHES) AS ground_truth_count,</w:t>
+      </w:r>
+    </w:p>
+    <w:p>
+      <w:pPr>
+        <w:spacing w:before="0" w:after="0"/>
+        <w:shd w:val="clear" w:color="auto" w:fill="EFEFEF"/>
+      </w:pPr>
+      <w:r>
+        <w:rPr>
+          <w:rFonts w:ascii="Consolas" w:hAnsi="Consolas"/>
+          <w:sz w:val="18"/>
+        </w:rPr>
+        <w:t xml:space="preserve">    (SELECT n FROM tp) AS true_positives</w:t>
+      </w:r>
+    </w:p>
+    <w:p>
+      <w:pPr>
+        <w:spacing w:before="0" w:after="0"/>
+        <w:shd w:val="clear" w:color="auto" w:fill="EFEFEF"/>
+      </w:pPr>
+      <w:r>
+        <w:rPr>
+          <w:rFonts w:ascii="Consolas" w:hAnsi="Consolas"/>
+          <w:sz w:val="18"/>
+        </w:rPr>
+        <w:t>)</w:t>
+      </w:r>
+    </w:p>
+    <w:p>
+      <w:pPr>
+        <w:spacing w:before="0" w:after="0"/>
+        <w:shd w:val="clear" w:color="auto" w:fill="EFEFEF"/>
+      </w:pPr>
+      <w:r>
+        <w:rPr>
+          <w:rFonts w:ascii="Consolas" w:hAnsi="Consolas"/>
+          <w:sz w:val="18"/>
+        </w:rPr>
+        <w:t>SELECT</w:t>
+      </w:r>
+    </w:p>
+    <w:p>
+      <w:pPr>
+        <w:spacing w:before="0" w:after="0"/>
+        <w:shd w:val="clear" w:color="auto" w:fill="EFEFEF"/>
+      </w:pPr>
+      <w:r>
+        <w:rPr>
+          <w:rFonts w:ascii="Consolas" w:hAnsi="Consolas"/>
+          <w:sz w:val="18"/>
+        </w:rPr>
+        <w:t xml:space="preserve">  predicted_count, ground_truth_count, true_positives,</w:t>
+      </w:r>
+    </w:p>
+    <w:p>
+      <w:pPr>
+        <w:spacing w:before="0" w:after="0"/>
+        <w:shd w:val="clear" w:color="auto" w:fill="EFEFEF"/>
+      </w:pPr>
+      <w:r>
+        <w:rPr>
+          <w:rFonts w:ascii="Consolas" w:hAnsi="Consolas"/>
+          <w:sz w:val="18"/>
+        </w:rPr>
+        <w:t xml:space="preserve">  ROUND(true_positives / NULLIF(predicted_count,0), 4) AS precision,</w:t>
+      </w:r>
+    </w:p>
+    <w:p>
+      <w:pPr>
+        <w:spacing w:before="0" w:after="0"/>
+        <w:shd w:val="clear" w:color="auto" w:fill="EFEFEF"/>
+      </w:pPr>
+      <w:r>
+        <w:rPr>
+          <w:rFonts w:ascii="Consolas" w:hAnsi="Consolas"/>
+          <w:sz w:val="18"/>
+        </w:rPr>
+        <w:t xml:space="preserve">  ROUND(true_positives / NULLIF(ground_truth_count,0), 4) AS recall</w:t>
+      </w:r>
+    </w:p>
+    <w:p>
+      <w:pPr>
+        <w:spacing w:before="0" w:after="0"/>
+        <w:shd w:val="clear" w:color="auto" w:fill="EFEFEF"/>
+      </w:pPr>
+      <w:r>
+        <w:rPr>
+          <w:rFonts w:ascii="Consolas" w:hAnsi="Consolas"/>
+          <w:sz w:val="18"/>
+        </w:rPr>
+        <w:t>FROM totals;</w:t>
+      </w:r>
+    </w:p>
+    <w:p>
+      <w:pPr>
+        <w:spacing w:before="0" w:after="0"/>
+        <w:shd w:val="clear" w:color="auto" w:fill="EFEFEF"/>
+      </w:pPr>
+      <w:r>
+        <w:rPr>
+          <w:rFonts w:ascii="Consolas" w:hAnsi="Consolas"/>
+          <w:sz w:val="18"/>
+        </w:rPr>
+        <w:t xml:space="preserve"> </w:t>
+      </w:r>
+    </w:p>
+    <w:p>
+      <w:pPr>
+        <w:spacing w:before="0" w:after="0"/>
+        <w:shd w:val="clear" w:color="auto" w:fill="EFEFEF"/>
+      </w:pPr>
+      <w:r>
+        <w:rPr>
+          <w:rFonts w:ascii="Consolas" w:hAnsi="Consolas"/>
+          <w:sz w:val="18"/>
+        </w:rPr>
+        <w:t>CREATE OR REPLACE VIEW V_FALSE_POSITIVES AS</w:t>
+      </w:r>
+    </w:p>
+    <w:p>
+      <w:pPr>
+        <w:spacing w:before="0" w:after="0"/>
+        <w:shd w:val="clear" w:color="auto" w:fill="EFEFEF"/>
+      </w:pPr>
+      <w:r>
+        <w:rPr>
+          <w:rFonts w:ascii="Consolas" w:hAnsi="Consolas"/>
+          <w:sz w:val="18"/>
+        </w:rPr>
+        <w:t>SELECT ms.*, ap.name AS abt_name, bp.name AS buy_name</w:t>
+      </w:r>
+    </w:p>
+    <w:p>
+      <w:pPr>
+        <w:spacing w:before="0" w:after="0"/>
+        <w:shd w:val="clear" w:color="auto" w:fill="EFEFEF"/>
+      </w:pPr>
+      <w:r>
+        <w:rPr>
+          <w:rFonts w:ascii="Consolas" w:hAnsi="Consolas"/>
+          <w:sz w:val="18"/>
+        </w:rPr>
+        <w:t>FROM MATCH_SCORES ms</w:t>
+      </w:r>
+    </w:p>
+    <w:p>
+      <w:pPr>
+        <w:spacing w:before="0" w:after="0"/>
+        <w:shd w:val="clear" w:color="auto" w:fill="EFEFEF"/>
+      </w:pPr>
+      <w:r>
+        <w:rPr>
+          <w:rFonts w:ascii="Consolas" w:hAnsi="Consolas"/>
+          <w:sz w:val="18"/>
+        </w:rPr>
+        <w:t>JOIN ABT_PRODUCTS ap ON ap.id = ms.abt_id</w:t>
+      </w:r>
+    </w:p>
+    <w:p>
+      <w:pPr>
+        <w:spacing w:before="0" w:after="0"/>
+        <w:shd w:val="clear" w:color="auto" w:fill="EFEFEF"/>
+      </w:pPr>
+      <w:r>
+        <w:rPr>
+          <w:rFonts w:ascii="Consolas" w:hAnsi="Consolas"/>
+          <w:sz w:val="18"/>
+        </w:rPr>
+        <w:t>JOIN BUY_PRODUCTS bp ON bp.id = ms.buy_id</w:t>
+      </w:r>
+    </w:p>
+    <w:p>
+      <w:pPr>
+        <w:spacing w:before="0" w:after="0"/>
+        <w:shd w:val="clear" w:color="auto" w:fill="EFEFEF"/>
+      </w:pPr>
+      <w:r>
+        <w:rPr>
+          <w:rFonts w:ascii="Consolas" w:hAnsi="Consolas"/>
+          <w:sz w:val="18"/>
+        </w:rPr>
+        <w:t>LEFT JOIN GROUND_TRUTH_MATCHES gt ON gt.abt_id = ms.abt_id AND gt.buy_id = ms.buy_id</w:t>
+      </w:r>
+    </w:p>
+    <w:p>
+      <w:pPr>
+        <w:spacing w:before="0" w:after="0"/>
+        <w:shd w:val="clear" w:color="auto" w:fill="EFEFEF"/>
+      </w:pPr>
+      <w:r>
+        <w:rPr>
+          <w:rFonts w:ascii="Consolas" w:hAnsi="Consolas"/>
+          <w:sz w:val="18"/>
+        </w:rPr>
+        <w:t>WHERE ms.candidate_label = 'MATCH' AND gt.abt_id IS NULL;</w:t>
+      </w:r>
+    </w:p>
+    <w:p>
+      <w:pPr>
+        <w:spacing w:before="0" w:after="0"/>
+        <w:shd w:val="clear" w:color="auto" w:fill="EFEFEF"/>
+      </w:pPr>
+      <w:r>
+        <w:rPr>
+          <w:rFonts w:ascii="Consolas" w:hAnsi="Consolas"/>
+          <w:sz w:val="18"/>
+        </w:rPr>
+        <w:t xml:space="preserve"> </w:t>
+      </w:r>
+    </w:p>
+    <w:p>
+      <w:pPr>
+        <w:spacing w:before="0" w:after="0"/>
+        <w:shd w:val="clear" w:color="auto" w:fill="EFEFEF"/>
+      </w:pPr>
+      <w:r>
+        <w:rPr>
+          <w:rFonts w:ascii="Consolas" w:hAnsi="Consolas"/>
+          <w:sz w:val="18"/>
+        </w:rPr>
+        <w:t>CREATE OR REPLACE VIEW V_FALSE_NEGATIVES AS</w:t>
+      </w:r>
+    </w:p>
+    <w:p>
+      <w:pPr>
+        <w:spacing w:before="0" w:after="0"/>
+        <w:shd w:val="clear" w:color="auto" w:fill="EFEFEF"/>
+      </w:pPr>
+      <w:r>
+        <w:rPr>
+          <w:rFonts w:ascii="Consolas" w:hAnsi="Consolas"/>
+          <w:sz w:val="18"/>
+        </w:rPr>
+        <w:t>SELECT gt.abt_id, gt.buy_id, ap.name AS abt_name, bp.name AS buy_name, ms.final_confidence, ms.candidate_label, ms.explanation</w:t>
+      </w:r>
+    </w:p>
+    <w:p>
+      <w:pPr>
+        <w:spacing w:before="0" w:after="0"/>
+        <w:shd w:val="clear" w:color="auto" w:fill="EFEFEF"/>
+      </w:pPr>
+      <w:r>
+        <w:rPr>
+          <w:rFonts w:ascii="Consolas" w:hAnsi="Consolas"/>
+          <w:sz w:val="18"/>
+        </w:rPr>
+        <w:t>FROM GROUND_TRUTH_MATCHES gt</w:t>
+      </w:r>
+    </w:p>
+    <w:p>
+      <w:pPr>
+        <w:spacing w:before="0" w:after="0"/>
+        <w:shd w:val="clear" w:color="auto" w:fill="EFEFEF"/>
+      </w:pPr>
+      <w:r>
+        <w:rPr>
+          <w:rFonts w:ascii="Consolas" w:hAnsi="Consolas"/>
+          <w:sz w:val="18"/>
+        </w:rPr>
+        <w:t>JOIN ABT_PRODUCTS ap ON ap.id = gt.abt_id</w:t>
+      </w:r>
+    </w:p>
+    <w:p>
+      <w:pPr>
+        <w:spacing w:before="0" w:after="0"/>
+        <w:shd w:val="clear" w:color="auto" w:fill="EFEFEF"/>
+      </w:pPr>
+      <w:r>
+        <w:rPr>
+          <w:rFonts w:ascii="Consolas" w:hAnsi="Consolas"/>
+          <w:sz w:val="18"/>
+        </w:rPr>
+        <w:t>JOIN BUY_PRODUCTS bp ON bp.id = gt.buy_id</w:t>
+      </w:r>
+    </w:p>
+    <w:p>
+      <w:pPr>
+        <w:spacing w:before="0" w:after="0"/>
+        <w:shd w:val="clear" w:color="auto" w:fill="EFEFEF"/>
+      </w:pPr>
+      <w:r>
+        <w:rPr>
+          <w:rFonts w:ascii="Consolas" w:hAnsi="Consolas"/>
+          <w:sz w:val="18"/>
+        </w:rPr>
+        <w:t>LEFT JOIN MATCH_SCORES ms ON ms.abt_id = gt.abt_id AND ms.buy_id = gt.buy_id</w:t>
+      </w:r>
+    </w:p>
+    <w:p>
+      <w:pPr>
+        <w:spacing w:before="0" w:after="0"/>
+        <w:shd w:val="clear" w:color="auto" w:fill="EFEFEF"/>
+      </w:pPr>
+      <w:r>
+        <w:rPr>
+          <w:rFonts w:ascii="Consolas" w:hAnsi="Consolas"/>
+          <w:sz w:val="18"/>
+        </w:rPr>
+        <w:t>WHERE ms.abt_id IS NULL OR ms.candidate_label != 'MATCH';</w:t>
+      </w:r>
+    </w:p>
+    <w:p>
+      <w:pPr>
+        <w:spacing w:before="0" w:after="120"/>
+      </w:pPr>
+    </w:p>
+    <w:p>
       <w:pPr>
         <w:spacing w:after="120"/>
         <w:pBdr>
@@ -13824,7 +14298,7 @@
         <w:rPr>
           <w:b w:val="0"/>
         </w:rPr>
-        <w:t xml:space="preserve"> GitHub is set up (Part 10), using Snowsight's "create from repository" feature, which needs your repo to exist on GitHub first.</w:t>
+        <w:t xml:space="preserve"> GitHub is set up (Part 10) — Snowflake needs to read the code from your GitHub repo, so that has to exist first.</w:t>
       </w:r>
     </w:p>
     <w:p>
@@ -13832,18 +14306,561 @@
         <w:rPr>
           <w:b/>
         </w:rPr>
-        <w:t>Step 9.1</w:t>
+        <w:t>Confirmed live (Sept 2026): the Snowsight UI wizard ("+ Streamlit" → "Create from repository") is finicky</w:t>
       </w:r>
       <w:r>
         <w:rPr>
           <w:b w:val="0"/>
         </w:rPr>
-        <w:t xml:space="preserve"> — In Snowsight, left sidebar → </w:t>
-      </w:r>
+        <w:t xml:space="preserve"> — it can hit several privilege gaps and a confusing "already exists" error along the way (all because the wizard runs as </w:t>
+      </w:r>
+      <w:r>
+        <w:rPr>
+          <w:rFonts w:ascii="Consolas" w:hAnsi="Consolas"/>
+          <w:sz w:val="20"/>
+        </w:rPr>
+        <w:t>ACCOUNTADMIN</w:t>
+      </w:r>
+      <w:r>
+        <w:rPr>
+          <w:b w:val="0"/>
+        </w:rPr>
+        <w:t xml:space="preserve">, which doesn't automatically have rights on objects owned by </w:t>
+      </w:r>
+      <w:r>
+        <w:rPr>
+          <w:rFonts w:ascii="Consolas" w:hAnsi="Consolas"/>
+          <w:sz w:val="20"/>
+        </w:rPr>
+        <w:t>ABT_BUY_ROLE</w:t>
+      </w:r>
+      <w:r>
+        <w:rPr>
+          <w:b w:val="0"/>
+        </w:rPr>
+        <w:t xml:space="preserve">). The path below does the same thing directly in SQL, which is more reliable and faster to fix if something's still off. Run all of this as </w:t>
+      </w:r>
+      <w:r>
+        <w:rPr>
+          <w:rFonts w:ascii="Consolas" w:hAnsi="Consolas"/>
+          <w:sz w:val="20"/>
+        </w:rPr>
+        <w:t>ACCOUNTADMIN</w:t>
+      </w:r>
+      <w:r>
+        <w:rPr>
+          <w:b w:val="0"/>
+        </w:rPr>
+        <w:t>.</w:t>
+      </w:r>
+    </w:p>
+    <w:p>
       <w:r>
         <w:rPr>
           <w:b/>
         </w:rPr>
+        <w:t>Step 9.1 — Grant ACCOUNTADMIN what it needs up front</w:t>
+      </w:r>
+      <w:r>
+        <w:rPr>
+          <w:b w:val="0"/>
+        </w:rPr>
+        <w:t xml:space="preserve"> (avoids discovering these one at a time):</w:t>
+      </w:r>
+    </w:p>
+    <w:p>
+      <w:pPr>
+        <w:spacing w:before="0" w:after="0"/>
+        <w:shd w:val="clear" w:color="auto" w:fill="EFEFEF"/>
+      </w:pPr>
+      <w:r>
+        <w:rPr>
+          <w:rFonts w:ascii="Consolas" w:hAnsi="Consolas"/>
+          <w:sz w:val="18"/>
+        </w:rPr>
+        <w:t>USE ROLE ACCOUNTADMIN;</w:t>
+      </w:r>
+    </w:p>
+    <w:p>
+      <w:pPr>
+        <w:spacing w:before="0" w:after="0"/>
+        <w:shd w:val="clear" w:color="auto" w:fill="EFEFEF"/>
+      </w:pPr>
+      <w:r>
+        <w:rPr>
+          <w:rFonts w:ascii="Consolas" w:hAnsi="Consolas"/>
+          <w:sz w:val="18"/>
+        </w:rPr>
+        <w:t>GRANT USAGE ON DATABASE ABT_BUY TO ROLE ACCOUNTADMIN;</w:t>
+      </w:r>
+    </w:p>
+    <w:p>
+      <w:pPr>
+        <w:spacing w:before="0" w:after="0"/>
+        <w:shd w:val="clear" w:color="auto" w:fill="EFEFEF"/>
+      </w:pPr>
+      <w:r>
+        <w:rPr>
+          <w:rFonts w:ascii="Consolas" w:hAnsi="Consolas"/>
+          <w:sz w:val="18"/>
+        </w:rPr>
+        <w:t>GRANT USAGE ON SCHEMA ABT_BUY.PUBLIC TO ROLE ACCOUNTADMIN;</w:t>
+      </w:r>
+    </w:p>
+    <w:p>
+      <w:pPr>
+        <w:spacing w:before="0" w:after="0"/>
+        <w:shd w:val="clear" w:color="auto" w:fill="EFEFEF"/>
+      </w:pPr>
+      <w:r>
+        <w:rPr>
+          <w:rFonts w:ascii="Consolas" w:hAnsi="Consolas"/>
+          <w:sz w:val="18"/>
+        </w:rPr>
+        <w:t>GRANT USAGE ON WAREHOUSE ABT_BUY_WH TO ROLE ACCOUNTADMIN;</w:t>
+      </w:r>
+    </w:p>
+    <w:p>
+      <w:pPr>
+        <w:spacing w:before="0" w:after="0"/>
+        <w:shd w:val="clear" w:color="auto" w:fill="EFEFEF"/>
+      </w:pPr>
+      <w:r>
+        <w:rPr>
+          <w:rFonts w:ascii="Consolas" w:hAnsi="Consolas"/>
+          <w:sz w:val="18"/>
+        </w:rPr>
+        <w:t>GRANT CREATE STREAMLIT ON SCHEMA ABT_BUY.PUBLIC TO ROLE ACCOUNTADMIN;</w:t>
+      </w:r>
+    </w:p>
+    <w:p>
+      <w:pPr>
+        <w:spacing w:before="0" w:after="0"/>
+        <w:shd w:val="clear" w:color="auto" w:fill="EFEFEF"/>
+      </w:pPr>
+      <w:r>
+        <w:rPr>
+          <w:rFonts w:ascii="Consolas" w:hAnsi="Consolas"/>
+          <w:sz w:val="18"/>
+        </w:rPr>
+        <w:t>GRANT CREATE GIT REPOSITORY ON SCHEMA ABT_BUY.PUBLIC TO ROLE ACCOUNTADMIN;</w:t>
+      </w:r>
+    </w:p>
+    <w:p>
+      <w:pPr>
+        <w:spacing w:before="0" w:after="0"/>
+        <w:shd w:val="clear" w:color="auto" w:fill="EFEFEF"/>
+      </w:pPr>
+      <w:r>
+        <w:rPr>
+          <w:rFonts w:ascii="Consolas" w:hAnsi="Consolas"/>
+          <w:sz w:val="18"/>
+        </w:rPr>
+        <w:t>GRANT SELECT ON ALL TABLES IN SCHEMA ABT_BUY.PUBLIC TO ROLE ACCOUNTADMIN;</w:t>
+      </w:r>
+    </w:p>
+    <w:p>
+      <w:pPr>
+        <w:spacing w:before="0" w:after="0"/>
+        <w:shd w:val="clear" w:color="auto" w:fill="EFEFEF"/>
+      </w:pPr>
+      <w:r>
+        <w:rPr>
+          <w:rFonts w:ascii="Consolas" w:hAnsi="Consolas"/>
+          <w:sz w:val="18"/>
+        </w:rPr>
+        <w:t>GRANT SELECT ON ALL VIEWS IN SCHEMA ABT_BUY.PUBLIC TO ROLE ACCOUNTADMIN;</w:t>
+      </w:r>
+    </w:p>
+    <w:p>
+      <w:pPr>
+        <w:spacing w:before="0" w:after="0"/>
+        <w:shd w:val="clear" w:color="auto" w:fill="EFEFEF"/>
+      </w:pPr>
+      <w:r>
+        <w:rPr>
+          <w:rFonts w:ascii="Consolas" w:hAnsi="Consolas"/>
+          <w:sz w:val="18"/>
+        </w:rPr>
+        <w:t>GRANT SELECT ON FUTURE TABLES IN SCHEMA ABT_BUY.PUBLIC TO ROLE ACCOUNTADMIN;</w:t>
+      </w:r>
+    </w:p>
+    <w:p>
+      <w:pPr>
+        <w:spacing w:before="0" w:after="0"/>
+        <w:shd w:val="clear" w:color="auto" w:fill="EFEFEF"/>
+      </w:pPr>
+      <w:r>
+        <w:rPr>
+          <w:rFonts w:ascii="Consolas" w:hAnsi="Consolas"/>
+          <w:sz w:val="18"/>
+        </w:rPr>
+        <w:t>GRANT SELECT ON FUTURE VIEWS IN SCHEMA ABT_BUY.PUBLIC TO ROLE ACCOUNTADMIN;</w:t>
+      </w:r>
+    </w:p>
+    <w:p>
+      <w:pPr>
+        <w:spacing w:before="0" w:after="0"/>
+        <w:shd w:val="clear" w:color="auto" w:fill="EFEFEF"/>
+      </w:pPr>
+      <w:r>
+        <w:rPr>
+          <w:rFonts w:ascii="Consolas" w:hAnsi="Consolas"/>
+          <w:sz w:val="18"/>
+        </w:rPr>
+        <w:t>GRANT USAGE ON ALL PROCEDURES IN SCHEMA ABT_BUY.PUBLIC TO ROLE ACCOUNTADMIN;</w:t>
+      </w:r>
+    </w:p>
+    <w:p>
+      <w:pPr>
+        <w:spacing w:before="0" w:after="0"/>
+        <w:shd w:val="clear" w:color="auto" w:fill="EFEFEF"/>
+      </w:pPr>
+      <w:r>
+        <w:rPr>
+          <w:rFonts w:ascii="Consolas" w:hAnsi="Consolas"/>
+          <w:sz w:val="18"/>
+        </w:rPr>
+        <w:t>GRANT USAGE ON FUTURE PROCEDURES IN SCHEMA ABT_BUY.PUBLIC TO ROLE ACCOUNTADMIN;</w:t>
+      </w:r>
+    </w:p>
+    <w:p>
+      <w:pPr>
+        <w:spacing w:before="0" w:after="120"/>
+      </w:pPr>
+    </w:p>
+    <w:p>
+      <w:r>
+        <w:rPr>
+          <w:b w:val="0"/>
+        </w:rPr>
+        <w:t xml:space="preserve">(The </w:t>
+      </w:r>
+      <w:r>
+        <w:rPr>
+          <w:rFonts w:ascii="Consolas" w:hAnsi="Consolas"/>
+          <w:sz w:val="20"/>
+        </w:rPr>
+        <w:t>SELECT</w:t>
+      </w:r>
+      <w:r>
+        <w:rPr>
+          <w:b w:val="0"/>
+        </w:rPr>
+        <w:t>/</w:t>
+      </w:r>
+      <w:r>
+        <w:rPr>
+          <w:rFonts w:ascii="Consolas" w:hAnsi="Consolas"/>
+          <w:sz w:val="20"/>
+        </w:rPr>
+        <w:t>USAGE</w:t>
+      </w:r>
+      <w:r>
+        <w:rPr>
+          <w:b w:val="0"/>
+        </w:rPr>
+        <w:t xml:space="preserve"> grants matter because the Streamlit app "runs with owner's rights" — the owner is whichever role created the </w:t>
+      </w:r>
+      <w:r>
+        <w:rPr>
+          <w:rFonts w:ascii="Consolas" w:hAnsi="Consolas"/>
+          <w:sz w:val="20"/>
+        </w:rPr>
+        <w:t>STREAMLIT</w:t>
+      </w:r>
+      <w:r>
+        <w:rPr>
+          <w:b w:val="0"/>
+        </w:rPr>
+        <w:t xml:space="preserve"> object, which is </w:t>
+      </w:r>
+      <w:r>
+        <w:rPr>
+          <w:rFonts w:ascii="Consolas" w:hAnsi="Consolas"/>
+          <w:sz w:val="20"/>
+        </w:rPr>
+        <w:t>ACCOUNTADMIN</w:t>
+      </w:r>
+      <w:r>
+        <w:rPr>
+          <w:b w:val="0"/>
+        </w:rPr>
+        <w:t xml:space="preserve"> here — so it needs read access to everything the dashboard queries, not just the objects it directly creates.)</w:t>
+      </w:r>
+    </w:p>
+    <w:p>
+      <w:r>
+        <w:rPr>
+          <w:b/>
+        </w:rPr>
+        <w:t>Step 9.2 — Create a "no authentication" API integration for your public GitHub repo:</w:t>
+      </w:r>
+    </w:p>
+    <w:p>
+      <w:pPr>
+        <w:spacing w:before="0" w:after="0"/>
+        <w:shd w:val="clear" w:color="auto" w:fill="EFEFEF"/>
+      </w:pPr>
+      <w:r>
+        <w:rPr>
+          <w:rFonts w:ascii="Consolas" w:hAnsi="Consolas"/>
+          <w:sz w:val="18"/>
+        </w:rPr>
+        <w:t>CREATE API INTEGRATION &lt;YOUR_REPO_NAME&gt;_GIT_INTEGRATION</w:t>
+      </w:r>
+    </w:p>
+    <w:p>
+      <w:pPr>
+        <w:spacing w:before="0" w:after="0"/>
+        <w:shd w:val="clear" w:color="auto" w:fill="EFEFEF"/>
+      </w:pPr>
+      <w:r>
+        <w:rPr>
+          <w:rFonts w:ascii="Consolas" w:hAnsi="Consolas"/>
+          <w:sz w:val="18"/>
+        </w:rPr>
+        <w:t xml:space="preserve">  API_PROVIDER = git_https_api</w:t>
+      </w:r>
+    </w:p>
+    <w:p>
+      <w:pPr>
+        <w:spacing w:before="0" w:after="0"/>
+        <w:shd w:val="clear" w:color="auto" w:fill="EFEFEF"/>
+      </w:pPr>
+      <w:r>
+        <w:rPr>
+          <w:rFonts w:ascii="Consolas" w:hAnsi="Consolas"/>
+          <w:sz w:val="18"/>
+        </w:rPr>
+        <w:t xml:space="preserve">  API_ALLOWED_PREFIXES = ('https://github.com/&lt;your-github-username&gt;/')</w:t>
+      </w:r>
+    </w:p>
+    <w:p>
+      <w:pPr>
+        <w:spacing w:before="0" w:after="0"/>
+        <w:shd w:val="clear" w:color="auto" w:fill="EFEFEF"/>
+      </w:pPr>
+      <w:r>
+        <w:rPr>
+          <w:rFonts w:ascii="Consolas" w:hAnsi="Consolas"/>
+          <w:sz w:val="18"/>
+        </w:rPr>
+        <w:t xml:space="preserve">  ALLOWED_AUTHENTICATION_SECRETS = none</w:t>
+      </w:r>
+    </w:p>
+    <w:p>
+      <w:pPr>
+        <w:spacing w:before="0" w:after="0"/>
+        <w:shd w:val="clear" w:color="auto" w:fill="EFEFEF"/>
+      </w:pPr>
+      <w:r>
+        <w:rPr>
+          <w:rFonts w:ascii="Consolas" w:hAnsi="Consolas"/>
+          <w:sz w:val="18"/>
+        </w:rPr>
+        <w:t xml:space="preserve">  ENABLED = TRUE;</w:t>
+      </w:r>
+    </w:p>
+    <w:p>
+      <w:pPr>
+        <w:spacing w:before="0" w:after="120"/>
+      </w:pPr>
+    </w:p>
+    <w:p>
+      <w:r>
+        <w:rPr>
+          <w:b w:val="0"/>
+        </w:rPr>
+        <w:t xml:space="preserve">Use a trailing slash on the prefix (covers your whole GitHub namespace) — a prefix ending exactly at the repo name without a slash can fail with a confusing "location not allowed" error when Snowflake appends </w:t>
+      </w:r>
+      <w:r>
+        <w:rPr>
+          <w:rFonts w:ascii="Consolas" w:hAnsi="Consolas"/>
+          <w:sz w:val="20"/>
+        </w:rPr>
+        <w:t>.git</w:t>
+      </w:r>
+      <w:r>
+        <w:rPr>
+          <w:b w:val="0"/>
+        </w:rPr>
+        <w:t xml:space="preserve"> to the actual clone URL.</w:t>
+      </w:r>
+    </w:p>
+    <w:p>
+      <w:r>
+        <w:rPr>
+          <w:b/>
+        </w:rPr>
+        <w:t>Step 9.3 — Register the git repository:</w:t>
+      </w:r>
+    </w:p>
+    <w:p>
+      <w:pPr>
+        <w:spacing w:before="0" w:after="0"/>
+        <w:shd w:val="clear" w:color="auto" w:fill="EFEFEF"/>
+      </w:pPr>
+      <w:r>
+        <w:rPr>
+          <w:rFonts w:ascii="Consolas" w:hAnsi="Consolas"/>
+          <w:sz w:val="18"/>
+        </w:rPr>
+        <w:t>CREATE GIT REPOSITORY ABT_BUY.PUBLIC.&lt;YOUR_REPO_NAME&gt;</w:t>
+      </w:r>
+    </w:p>
+    <w:p>
+      <w:pPr>
+        <w:spacing w:before="0" w:after="0"/>
+        <w:shd w:val="clear" w:color="auto" w:fill="EFEFEF"/>
+      </w:pPr>
+      <w:r>
+        <w:rPr>
+          <w:rFonts w:ascii="Consolas" w:hAnsi="Consolas"/>
+          <w:sz w:val="18"/>
+        </w:rPr>
+        <w:t xml:space="preserve">  API_INTEGRATION = &lt;YOUR_REPO_NAME&gt;_GIT_INTEGRATION</w:t>
+      </w:r>
+    </w:p>
+    <w:p>
+      <w:pPr>
+        <w:spacing w:before="0" w:after="0"/>
+        <w:shd w:val="clear" w:color="auto" w:fill="EFEFEF"/>
+      </w:pPr>
+      <w:r>
+        <w:rPr>
+          <w:rFonts w:ascii="Consolas" w:hAnsi="Consolas"/>
+          <w:sz w:val="18"/>
+        </w:rPr>
+        <w:t xml:space="preserve">  ORIGIN = 'https://github.com/&lt;your-github-username&gt;/&lt;your-repo-name&gt;.git';</w:t>
+      </w:r>
+    </w:p>
+    <w:p>
+      <w:pPr>
+        <w:spacing w:before="0" w:after="120"/>
+      </w:pPr>
+    </w:p>
+    <w:p>
+      <w:r>
+        <w:rPr>
+          <w:b/>
+        </w:rPr>
+        <w:t>Step 9.4 — Create the Streamlit app, pointing at the repo directly:</w:t>
+      </w:r>
+    </w:p>
+    <w:p>
+      <w:pPr>
+        <w:spacing w:before="0" w:after="0"/>
+        <w:shd w:val="clear" w:color="auto" w:fill="EFEFEF"/>
+      </w:pPr>
+      <w:r>
+        <w:rPr>
+          <w:rFonts w:ascii="Consolas" w:hAnsi="Consolas"/>
+          <w:sz w:val="18"/>
+        </w:rPr>
+        <w:t>USE WAREHOUSE ABT_BUY_WH;</w:t>
+      </w:r>
+    </w:p>
+    <w:p>
+      <w:pPr>
+        <w:spacing w:before="0" w:after="0"/>
+        <w:shd w:val="clear" w:color="auto" w:fill="EFEFEF"/>
+      </w:pPr>
+      <w:r>
+        <w:rPr>
+          <w:rFonts w:ascii="Consolas" w:hAnsi="Consolas"/>
+          <w:sz w:val="18"/>
+        </w:rPr>
+        <w:t xml:space="preserve"> </w:t>
+      </w:r>
+    </w:p>
+    <w:p>
+      <w:pPr>
+        <w:spacing w:before="0" w:after="0"/>
+        <w:shd w:val="clear" w:color="auto" w:fill="EFEFEF"/>
+      </w:pPr>
+      <w:r>
+        <w:rPr>
+          <w:rFonts w:ascii="Consolas" w:hAnsi="Consolas"/>
+          <w:sz w:val="18"/>
+        </w:rPr>
+        <w:t>CREATE OR REPLACE STREAMLIT ABT_BUY.PUBLIC.ABT_BUY_DASHBOARD</w:t>
+      </w:r>
+    </w:p>
+    <w:p>
+      <w:pPr>
+        <w:spacing w:before="0" w:after="0"/>
+        <w:shd w:val="clear" w:color="auto" w:fill="EFEFEF"/>
+      </w:pPr>
+      <w:r>
+        <w:rPr>
+          <w:rFonts w:ascii="Consolas" w:hAnsi="Consolas"/>
+          <w:sz w:val="18"/>
+        </w:rPr>
+        <w:t xml:space="preserve">  ROOT_LOCATION = '@ABT_BUY.PUBLIC.&lt;YOUR_REPO_NAME&gt;/branches/main/streamlit'</w:t>
+      </w:r>
+    </w:p>
+    <w:p>
+      <w:pPr>
+        <w:spacing w:before="0" w:after="0"/>
+        <w:shd w:val="clear" w:color="auto" w:fill="EFEFEF"/>
+      </w:pPr>
+      <w:r>
+        <w:rPr>
+          <w:rFonts w:ascii="Consolas" w:hAnsi="Consolas"/>
+          <w:sz w:val="18"/>
+        </w:rPr>
+        <w:t xml:space="preserve">  MAIN_FILE = 'streamlit_app.py'</w:t>
+      </w:r>
+    </w:p>
+    <w:p>
+      <w:pPr>
+        <w:spacing w:before="0" w:after="0"/>
+        <w:shd w:val="clear" w:color="auto" w:fill="EFEFEF"/>
+      </w:pPr>
+      <w:r>
+        <w:rPr>
+          <w:rFonts w:ascii="Consolas" w:hAnsi="Consolas"/>
+          <w:sz w:val="18"/>
+        </w:rPr>
+        <w:t xml:space="preserve">  QUERY_WAREHOUSE = ABT_BUY_WH</w:t>
+      </w:r>
+    </w:p>
+    <w:p>
+      <w:pPr>
+        <w:spacing w:before="0" w:after="0"/>
+        <w:shd w:val="clear" w:color="auto" w:fill="EFEFEF"/>
+      </w:pPr>
+      <w:r>
+        <w:rPr>
+          <w:rFonts w:ascii="Consolas" w:hAnsi="Consolas"/>
+          <w:sz w:val="18"/>
+        </w:rPr>
+        <w:t xml:space="preserve">  TITLE = 'Abt-Buy Product Matching Dashboard';</w:t>
+      </w:r>
+    </w:p>
+    <w:p>
+      <w:pPr>
+        <w:spacing w:before="0" w:after="120"/>
+      </w:pPr>
+    </w:p>
+    <w:p>
+      <w:r>
+        <w:rPr>
+          <w:b/>
+        </w:rPr>
+        <w:t>Step 9.5 — Open it.</w:t>
+      </w:r>
+      <w:r>
+        <w:rPr>
+          <w:b w:val="0"/>
+        </w:rPr>
+        <w:t xml:space="preserve"> Snowsight → </w:t>
+      </w:r>
+      <w:r>
+        <w:rPr>
+          <w:b/>
+        </w:rPr>
         <w:t>Projects</w:t>
       </w:r>
       <w:r>
@@ -13862,6 +14879,18 @@
         <w:rPr>
           <w:b w:val="0"/>
         </w:rPr>
+        <w:t xml:space="preserve"> → click </w:t>
+      </w:r>
+      <w:r>
+        <w:rPr>
+          <w:b/>
+        </w:rPr>
+        <w:t>`ABT_BUY_DASHBOARD`</w:t>
+      </w:r>
+      <w:r>
+        <w:rPr>
+          <w:b w:val="0"/>
+        </w:rPr>
         <w:t>.</w:t>
       </w:r>
     </w:p>
@@ -13870,18 +14899,188 @@
         <w:rPr>
           <w:b/>
         </w:rPr>
-        <w:t>Step 9.2</w:t>
+        <w:t>Expected result:</w:t>
       </w:r>
       <w:r>
         <w:rPr>
           <w:b w:val="0"/>
         </w:rPr>
-        <w:t xml:space="preserve"> — Click the </w:t>
-      </w:r>
+        <w:t xml:space="preserve"> a working dashboard with 3 pages (Matching Accuracy / Competitive Pricing / Market Trends) in the sidebar navigation, plus 3 metric tiles on the landing page (confirmed matches / review queue / F1 score) matching your real measured numbers.</w:t>
+      </w:r>
+    </w:p>
+    <w:p>
       <w:r>
         <w:rPr>
           <w:b/>
         </w:rPr>
+        <w:t>Common error → fix:</w:t>
+      </w:r>
+    </w:p>
+    <w:p>
+      <w:pPr>
+        <w:pStyle w:val="ListBullet"/>
+      </w:pPr>
+      <w:r>
+        <w:rPr>
+          <w:b w:val="0"/>
+        </w:rPr>
+        <w:t xml:space="preserve">*"Insufficient privileges to operate on table/view X... owner role ACCOUNTADMIN must have SELECT granted"* → you skipped or need to re-run Step 9.1's grants (they need to cover every table/view the app queries, including ones added later — that's what the </w:t>
+      </w:r>
+      <w:r>
+        <w:rPr>
+          <w:rFonts w:ascii="Consolas" w:hAnsi="Consolas"/>
+          <w:sz w:val="20"/>
+        </w:rPr>
+        <w:t>FUTURE</w:t>
+      </w:r>
+      <w:r>
+        <w:rPr>
+          <w:b w:val="0"/>
+        </w:rPr>
+        <w:t xml:space="preserve"> grants are for).</w:t>
+      </w:r>
+    </w:p>
+    <w:p>
+      <w:pPr>
+        <w:pStyle w:val="ListBullet"/>
+      </w:pPr>
+      <w:r>
+        <w:rPr>
+          <w:b w:val="0"/>
+        </w:rPr>
+        <w:t xml:space="preserve">*Streamlit pages don't show up* → confirm </w:t>
+      </w:r>
+      <w:r>
+        <w:rPr>
+          <w:rFonts w:ascii="Consolas" w:hAnsi="Consolas"/>
+          <w:sz w:val="20"/>
+        </w:rPr>
+        <w:t>streamlit/pages/</w:t>
+      </w:r>
+      <w:r>
+        <w:rPr>
+          <w:b w:val="0"/>
+        </w:rPr>
+        <w:t xml:space="preserve"> in your repo has the three numbered </w:t>
+      </w:r>
+      <w:r>
+        <w:rPr>
+          <w:rFonts w:ascii="Consolas" w:hAnsi="Consolas"/>
+          <w:sz w:val="20"/>
+        </w:rPr>
+        <w:t>.py</w:t>
+      </w:r>
+      <w:r>
+        <w:rPr>
+          <w:b w:val="0"/>
+        </w:rPr>
+        <w:t xml:space="preserve"> files, and </w:t>
+      </w:r>
+      <w:r>
+        <w:rPr>
+          <w:rFonts w:ascii="Consolas" w:hAnsi="Consolas"/>
+          <w:sz w:val="20"/>
+        </w:rPr>
+        <w:t>streamlit/environment.yml</w:t>
+      </w:r>
+      <w:r>
+        <w:rPr>
+          <w:b w:val="0"/>
+        </w:rPr>
+        <w:t xml:space="preserve"> lists </w:t>
+      </w:r>
+      <w:r>
+        <w:rPr>
+          <w:rFonts w:ascii="Consolas" w:hAnsi="Consolas"/>
+          <w:sz w:val="20"/>
+        </w:rPr>
+        <w:t>streamlit</w:t>
+      </w:r>
+      <w:r>
+        <w:rPr>
+          <w:b w:val="0"/>
+        </w:rPr>
+        <w:t xml:space="preserve">, </w:t>
+      </w:r>
+      <w:r>
+        <w:rPr>
+          <w:rFonts w:ascii="Consolas" w:hAnsi="Consolas"/>
+          <w:sz w:val="20"/>
+        </w:rPr>
+        <w:t>pandas</w:t>
+      </w:r>
+      <w:r>
+        <w:rPr>
+          <w:b w:val="0"/>
+        </w:rPr>
+        <w:t xml:space="preserve">, </w:t>
+      </w:r>
+      <w:r>
+        <w:rPr>
+          <w:rFonts w:ascii="Consolas" w:hAnsi="Consolas"/>
+          <w:sz w:val="20"/>
+        </w:rPr>
+        <w:t>snowflake-snowpark-python</w:t>
+      </w:r>
+      <w:r>
+        <w:rPr>
+          <w:b w:val="0"/>
+        </w:rPr>
+        <w:t>.</w:t>
+      </w:r>
+    </w:p>
+    <w:p>
+      <w:pPr>
+        <w:pStyle w:val="ListBullet"/>
+      </w:pPr>
+      <w:r>
+        <w:rPr>
+          <w:b w:val="0"/>
+        </w:rPr>
+        <w:t>*If you go the UI wizard route instead of this SQL path* and hit "Object '...' already exists" on a repeat attempt, that's almost always the git repository object from a previous attempt — don't recreate it, select the existing one from the file browser instead.</w:t>
+      </w:r>
+    </w:p>
+    <w:p>
+      <w:r>
+        <w:rPr>
+          <w:b/>
+        </w:rPr>
+        <w:t>Prefer the UI instead?</w:t>
+      </w:r>
+      <w:r>
+        <w:rPr>
+          <w:b w:val="0"/>
+        </w:rPr>
+        <w:t xml:space="preserve"> It's Snowsight → </w:t>
+      </w:r>
+      <w:r>
+        <w:rPr>
+          <w:b/>
+        </w:rPr>
+        <w:t>Projects</w:t>
+      </w:r>
+      <w:r>
+        <w:rPr>
+          <w:b w:val="0"/>
+        </w:rPr>
+        <w:t xml:space="preserve"> → </w:t>
+      </w:r>
+      <w:r>
+        <w:rPr>
+          <w:b/>
+        </w:rPr>
+        <w:t>Streamlit</w:t>
+      </w:r>
+      <w:r>
+        <w:rPr>
+          <w:b w:val="0"/>
+        </w:rPr>
+        <w:t xml:space="preserve"> → </w:t>
+      </w:r>
+      <w:r>
+        <w:rPr>
+          <w:b/>
+        </w:rPr>
         <w:t>+ Streamlit</w:t>
       </w:r>
       <w:r>
@@ -13900,193 +15099,83 @@
         <w:rPr>
           <w:b w:val="0"/>
         </w:rPr>
-        <w:t xml:space="preserve"> (exact wording may vary slightly by Snowsight version).</w:t>
-      </w:r>
-    </w:p>
-    <w:p>
+        <w:t xml:space="preserve"> → connect GitHub → select the repo → pick </w:t>
+      </w:r>
+      <w:r>
+        <w:rPr>
+          <w:rFonts w:ascii="Consolas" w:hAnsi="Consolas"/>
+          <w:sz w:val="20"/>
+        </w:rPr>
+        <w:t>streamlit/streamlit_app.py</w:t>
+      </w:r>
+      <w:r>
+        <w:rPr>
+          <w:b w:val="0"/>
+        </w:rPr>
+        <w:t xml:space="preserve"> → choose database </w:t>
+      </w:r>
+      <w:r>
+        <w:rPr>
+          <w:rFonts w:ascii="Consolas" w:hAnsi="Consolas"/>
+          <w:sz w:val="20"/>
+        </w:rPr>
+        <w:t>ABT_BUY</w:t>
+      </w:r>
+      <w:r>
+        <w:rPr>
+          <w:b w:val="0"/>
+        </w:rPr>
+        <w:t xml:space="preserve"> / schema </w:t>
+      </w:r>
+      <w:r>
+        <w:rPr>
+          <w:rFonts w:ascii="Consolas" w:hAnsi="Consolas"/>
+          <w:sz w:val="20"/>
+        </w:rPr>
+        <w:t>PUBLIC</w:t>
+      </w:r>
+      <w:r>
+        <w:rPr>
+          <w:b w:val="0"/>
+        </w:rPr>
+        <w:t xml:space="preserve"> → </w:t>
+      </w:r>
       <w:r>
         <w:rPr>
           <w:b/>
         </w:rPr>
-        <w:t>Step 9.3</w:t>
+        <w:t>"Run on warehouse"</w:t>
       </w:r>
       <w:r>
         <w:rPr>
           <w:b w:val="0"/>
         </w:rPr>
-        <w:t xml:space="preserve"> — Connect your GitHub account/repo when prompted (you'll do Part 10 first so this repo exists).</w:t>
-      </w:r>
-    </w:p>
-    <w:p>
+        <w:t xml:space="preserve"> (not "Run on container") → warehouse </w:t>
+      </w:r>
+      <w:r>
+        <w:rPr>
+          <w:rFonts w:ascii="Consolas" w:hAnsi="Consolas"/>
+          <w:sz w:val="20"/>
+        </w:rPr>
+        <w:t>ABT_BUY_WH</w:t>
+      </w:r>
+      <w:r>
+        <w:rPr>
+          <w:b w:val="0"/>
+        </w:rPr>
+        <w:t xml:space="preserve"> → </w:t>
+      </w:r>
       <w:r>
         <w:rPr>
           <w:b/>
         </w:rPr>
-        <w:t>Step 9.4</w:t>
+        <w:t>Create</w:t>
       </w:r>
       <w:r>
         <w:rPr>
           <w:b w:val="0"/>
         </w:rPr>
-        <w:t xml:space="preserve"> — Point it at </w:t>
-      </w:r>
-      <w:r>
-        <w:rPr>
-          <w:rFonts w:ascii="Consolas" w:hAnsi="Consolas"/>
-          <w:sz w:val="20"/>
-        </w:rPr>
-        <w:t>streamlit/streamlit_app.py</w:t>
-      </w:r>
-      <w:r>
-        <w:rPr>
-          <w:b w:val="0"/>
-        </w:rPr>
-        <w:t xml:space="preserve"> as the main file, and set the warehouse to </w:t>
-      </w:r>
-      <w:r>
-        <w:rPr>
-          <w:rFonts w:ascii="Consolas" w:hAnsi="Consolas"/>
-          <w:sz w:val="20"/>
-        </w:rPr>
-        <w:t>ABT_BUY_WH</w:t>
-      </w:r>
-      <w:r>
-        <w:rPr>
-          <w:b w:val="0"/>
-        </w:rPr>
-        <w:t>.</w:t>
-      </w:r>
-    </w:p>
-    <w:p>
-      <w:r>
-        <w:rPr>
-          <w:b/>
-        </w:rPr>
-        <w:t>Step 9.5</w:t>
-      </w:r>
-      <w:r>
-        <w:rPr>
-          <w:b w:val="0"/>
-        </w:rPr>
-        <w:t xml:space="preserve"> — Click </w:t>
-      </w:r>
-      <w:r>
-        <w:rPr>
-          <w:b/>
-        </w:rPr>
-        <w:t>Create</w:t>
-      </w:r>
-      <w:r>
-        <w:rPr>
-          <w:b w:val="0"/>
-        </w:rPr>
-        <w:t>. Snowsight opens the running app.</w:t>
-      </w:r>
-    </w:p>
-    <w:p>
-      <w:r>
-        <w:rPr>
-          <w:b/>
-        </w:rPr>
-        <w:t>Expected result:</w:t>
-      </w:r>
-      <w:r>
-        <w:rPr>
-          <w:b w:val="0"/>
-        </w:rPr>
-        <w:t xml:space="preserve"> a working dashboard with 3 pages (Matching Accuracy / Competitive Pricing / Market Trends) in the sidebar navigation.</w:t>
-      </w:r>
-    </w:p>
-    <w:p>
-      <w:r>
-        <w:rPr>
-          <w:b/>
-        </w:rPr>
-        <w:t>Common error → fix:</w:t>
-      </w:r>
-      <w:r>
-        <w:rPr>
-          <w:b w:val="0"/>
-        </w:rPr>
-        <w:t xml:space="preserve"> if it can't find the pages, confirm </w:t>
-      </w:r>
-      <w:r>
-        <w:rPr>
-          <w:rFonts w:ascii="Consolas" w:hAnsi="Consolas"/>
-          <w:sz w:val="20"/>
-        </w:rPr>
-        <w:t>streamlit/pages/</w:t>
-      </w:r>
-      <w:r>
-        <w:rPr>
-          <w:b w:val="0"/>
-        </w:rPr>
-        <w:t xml:space="preserve"> contains the three numbered </w:t>
-      </w:r>
-      <w:r>
-        <w:rPr>
-          <w:rFonts w:ascii="Consolas" w:hAnsi="Consolas"/>
-          <w:sz w:val="20"/>
-        </w:rPr>
-        <w:t>.py</w:t>
-      </w:r>
-      <w:r>
-        <w:rPr>
-          <w:b w:val="0"/>
-        </w:rPr>
-        <w:t xml:space="preserve"> files and </w:t>
-      </w:r>
-      <w:r>
-        <w:rPr>
-          <w:rFonts w:ascii="Consolas" w:hAnsi="Consolas"/>
-          <w:sz w:val="20"/>
-        </w:rPr>
-        <w:t>streamlit/environment.yml</w:t>
-      </w:r>
-      <w:r>
-        <w:rPr>
-          <w:b w:val="0"/>
-        </w:rPr>
-        <w:t xml:space="preserve"> lists </w:t>
-      </w:r>
-      <w:r>
-        <w:rPr>
-          <w:rFonts w:ascii="Consolas" w:hAnsi="Consolas"/>
-          <w:sz w:val="20"/>
-        </w:rPr>
-        <w:t>streamlit</w:t>
-      </w:r>
-      <w:r>
-        <w:rPr>
-          <w:b w:val="0"/>
-        </w:rPr>
-        <w:t xml:space="preserve">, </w:t>
-      </w:r>
-      <w:r>
-        <w:rPr>
-          <w:rFonts w:ascii="Consolas" w:hAnsi="Consolas"/>
-          <w:sz w:val="20"/>
-        </w:rPr>
-        <w:t>pandas</w:t>
-      </w:r>
-      <w:r>
-        <w:rPr>
-          <w:b w:val="0"/>
-        </w:rPr>
-        <w:t xml:space="preserve">, </w:t>
-      </w:r>
-      <w:r>
-        <w:rPr>
-          <w:rFonts w:ascii="Consolas" w:hAnsi="Consolas"/>
-          <w:sz w:val="20"/>
-        </w:rPr>
-        <w:t>snowflake-snowpark-python</w:t>
-      </w:r>
-      <w:r>
-        <w:rPr>
-          <w:b w:val="0"/>
-        </w:rPr>
-        <w:t>.</w:t>
+        <w:t>. Just expect to possibly hit the same privilege gaps covered in Step 9.1 along the way.</w:t>
       </w:r>
     </w:p>
     <w:p>
@@ -15477,6 +16566,534 @@
                 <w:b w:val="0"/>
               </w:rPr>
               <w:t>The specific line shows green/success on its own</w:t>
+            </w:r>
+          </w:p>
+        </w:tc>
+      </w:tr>
+      <w:tr>
+        <w:tc>
+          <w:tcPr>
+            <w:tcW w:type="dxa" w:w="2160"/>
+          </w:tcPr>
+          <w:p>
+            <w:r/>
+            <w:r>
+              <w:rPr>
+                <w:rFonts w:ascii="Consolas" w:hAnsi="Consolas"/>
+                <w:sz w:val="20"/>
+              </w:rPr>
+              <w:t>Unknown tool type</w:t>
+            </w:r>
+            <w:r>
+              <w:rPr>
+                <w:b w:val="0"/>
+              </w:rPr>
+              <w:t xml:space="preserve"> / </w:t>
+            </w:r>
+            <w:r>
+              <w:rPr>
+                <w:rFonts w:ascii="Consolas" w:hAnsi="Consolas"/>
+                <w:sz w:val="20"/>
+              </w:rPr>
+              <w:t>"spec is invalid: null"</w:t>
+            </w:r>
+            <w:r>
+              <w:rPr>
+                <w:b w:val="0"/>
+              </w:rPr>
+              <w:t xml:space="preserve"> on </w:t>
+            </w:r>
+            <w:r>
+              <w:rPr>
+                <w:rFonts w:ascii="Consolas" w:hAnsi="Consolas"/>
+                <w:sz w:val="20"/>
+              </w:rPr>
+              <w:t>CREATE MCP SERVER</w:t>
+            </w:r>
+          </w:p>
+        </w:tc>
+        <w:tc>
+          <w:tcPr>
+            <w:tcW w:type="dxa" w:w="2160"/>
+          </w:tcPr>
+          <w:p>
+            <w:r/>
+            <w:r>
+              <w:rPr>
+                <w:b w:val="0"/>
+              </w:rPr>
+              <w:t>MCP tool types use a different, uppercase enum (</w:t>
+            </w:r>
+            <w:r>
+              <w:rPr>
+                <w:rFonts w:ascii="Consolas" w:hAnsi="Consolas"/>
+                <w:sz w:val="20"/>
+              </w:rPr>
+              <w:t>CORTEX_ANALYST_MESSAGE</w:t>
+            </w:r>
+            <w:r>
+              <w:rPr>
+                <w:b w:val="0"/>
+              </w:rPr>
+              <w:t xml:space="preserve">, </w:t>
+            </w:r>
+            <w:r>
+              <w:rPr>
+                <w:rFonts w:ascii="Consolas" w:hAnsi="Consolas"/>
+                <w:sz w:val="20"/>
+              </w:rPr>
+              <w:t>CORTEX_SEARCH_SERVICE_QUERY</w:t>
+            </w:r>
+            <w:r>
+              <w:rPr>
+                <w:b w:val="0"/>
+              </w:rPr>
+              <w:t xml:space="preserve">, </w:t>
+            </w:r>
+            <w:r>
+              <w:rPr>
+                <w:rFonts w:ascii="Consolas" w:hAnsi="Consolas"/>
+                <w:sz w:val="20"/>
+              </w:rPr>
+              <w:t>SYSTEM_EXECUTE_SQL</w:t>
+            </w:r>
+            <w:r>
+              <w:rPr>
+                <w:b w:val="0"/>
+              </w:rPr>
+              <w:t xml:space="preserve">) than </w:t>
+            </w:r>
+            <w:r>
+              <w:rPr>
+                <w:rFonts w:ascii="Consolas" w:hAnsi="Consolas"/>
+                <w:sz w:val="20"/>
+              </w:rPr>
+              <w:t>CREATE AGENT</w:t>
+            </w:r>
+            <w:r>
+              <w:rPr>
+                <w:b w:val="0"/>
+              </w:rPr>
+              <w:t xml:space="preserve">'s lowercase ones, and every tool also needs </w:t>
+            </w:r>
+            <w:r>
+              <w:rPr>
+                <w:rFonts w:ascii="Consolas" w:hAnsi="Consolas"/>
+                <w:sz w:val="20"/>
+              </w:rPr>
+              <w:t>title</w:t>
+            </w:r>
+            <w:r>
+              <w:rPr>
+                <w:b w:val="0"/>
+              </w:rPr>
+              <w:t>+</w:t>
+            </w:r>
+            <w:r>
+              <w:rPr>
+                <w:rFonts w:ascii="Consolas" w:hAnsi="Consolas"/>
+                <w:sz w:val="20"/>
+              </w:rPr>
+              <w:t>description</w:t>
+            </w:r>
+            <w:r>
+              <w:rPr>
+                <w:b w:val="0"/>
+              </w:rPr>
+              <w:t xml:space="preserve"> plus a single </w:t>
+            </w:r>
+            <w:r>
+              <w:rPr>
+                <w:rFonts w:ascii="Consolas" w:hAnsi="Consolas"/>
+                <w:sz w:val="20"/>
+              </w:rPr>
+              <w:t>identifier</w:t>
+            </w:r>
+            <w:r>
+              <w:rPr>
+                <w:b w:val="0"/>
+              </w:rPr>
+              <w:t xml:space="preserve"> (not </w:t>
+            </w:r>
+            <w:r>
+              <w:rPr>
+                <w:rFonts w:ascii="Consolas" w:hAnsi="Consolas"/>
+                <w:sz w:val="20"/>
+              </w:rPr>
+              <w:t>semantic_view</w:t>
+            </w:r>
+            <w:r>
+              <w:rPr>
+                <w:b w:val="0"/>
+              </w:rPr>
+              <w:t>/</w:t>
+            </w:r>
+            <w:r>
+              <w:rPr>
+                <w:rFonts w:ascii="Consolas" w:hAnsi="Consolas"/>
+                <w:sz w:val="20"/>
+              </w:rPr>
+              <w:t>search_service</w:t>
+            </w:r>
+            <w:r>
+              <w:rPr>
+                <w:b w:val="0"/>
+              </w:rPr>
+              <w:t xml:space="preserve"> keys)</w:t>
+            </w:r>
+          </w:p>
+        </w:tc>
+        <w:tc>
+          <w:tcPr>
+            <w:tcW w:type="dxa" w:w="2160"/>
+          </w:tcPr>
+          <w:p>
+            <w:r/>
+            <w:r>
+              <w:rPr>
+                <w:b w:val="0"/>
+              </w:rPr>
+              <w:t xml:space="preserve">Use the exact spec in Part 8 — don't reuse </w:t>
+            </w:r>
+            <w:r>
+              <w:rPr>
+                <w:rFonts w:ascii="Consolas" w:hAnsi="Consolas"/>
+                <w:sz w:val="20"/>
+              </w:rPr>
+              <w:t>CREATE AGENT</w:t>
+            </w:r>
+            <w:r>
+              <w:rPr>
+                <w:b w:val="0"/>
+              </w:rPr>
+              <w:t xml:space="preserve"> tool syntax for MCP servers</w:t>
+            </w:r>
+          </w:p>
+        </w:tc>
+        <w:tc>
+          <w:tcPr>
+            <w:tcW w:type="dxa" w:w="2160"/>
+          </w:tcPr>
+          <w:p>
+            <w:r/>
+            <w:r>
+              <w:rPr>
+                <w:b w:val="0"/>
+              </w:rPr>
+              <w:t xml:space="preserve">Server creates cleanly, </w:t>
+            </w:r>
+            <w:r>
+              <w:rPr>
+                <w:rFonts w:ascii="Consolas" w:hAnsi="Consolas"/>
+                <w:sz w:val="20"/>
+              </w:rPr>
+              <w:t>SHOW MCP SERVERS</w:t>
+            </w:r>
+            <w:r>
+              <w:rPr>
+                <w:b w:val="0"/>
+              </w:rPr>
+              <w:t xml:space="preserve"> returns it</w:t>
+            </w:r>
+          </w:p>
+        </w:tc>
+      </w:tr>
+      <w:tr>
+        <w:tc>
+          <w:tcPr>
+            <w:tcW w:type="dxa" w:w="2160"/>
+          </w:tcPr>
+          <w:p>
+            <w:r/>
+            <w:r>
+              <w:rPr>
+                <w:b w:val="0"/>
+              </w:rPr>
+              <w:t xml:space="preserve">Any </w:t>
+            </w:r>
+            <w:r>
+              <w:rPr>
+                <w:rFonts w:ascii="Consolas" w:hAnsi="Consolas"/>
+                <w:sz w:val="20"/>
+              </w:rPr>
+              <w:t>"Insufficient privileges... role ACCOUNTADMIN must have X granted"</w:t>
+            </w:r>
+            <w:r>
+              <w:rPr>
+                <w:b w:val="0"/>
+              </w:rPr>
+              <w:t xml:space="preserve"> while using a Snowsight UI wizard (git repo connect, Streamlit creation, etc.)</w:t>
+            </w:r>
+          </w:p>
+        </w:tc>
+        <w:tc>
+          <w:tcPr>
+            <w:tcW w:type="dxa" w:w="2160"/>
+          </w:tcPr>
+          <w:p>
+            <w:r/>
+            <w:r>
+              <w:rPr>
+                <w:b w:val="0"/>
+              </w:rPr>
+              <w:t xml:space="preserve">Several Snowsight UI actions run as </w:t>
+            </w:r>
+            <w:r>
+              <w:rPr>
+                <w:rFonts w:ascii="Consolas" w:hAnsi="Consolas"/>
+                <w:sz w:val="20"/>
+              </w:rPr>
+              <w:t>ACCOUNTADMIN</w:t>
+            </w:r>
+            <w:r>
+              <w:rPr>
+                <w:b w:val="0"/>
+              </w:rPr>
+              <w:t xml:space="preserve"> regardless of your active role, and </w:t>
+            </w:r>
+            <w:r>
+              <w:rPr>
+                <w:rFonts w:ascii="Consolas" w:hAnsi="Consolas"/>
+                <w:sz w:val="20"/>
+              </w:rPr>
+              <w:t>ACCOUNTADMIN</w:t>
+            </w:r>
+            <w:r>
+              <w:rPr>
+                <w:b w:val="0"/>
+              </w:rPr>
+              <w:t xml:space="preserve"> has no automatic rights on objects owned by </w:t>
+            </w:r>
+            <w:r>
+              <w:rPr>
+                <w:rFonts w:ascii="Consolas" w:hAnsi="Consolas"/>
+                <w:sz w:val="20"/>
+              </w:rPr>
+              <w:t>ABT_BUY_ROLE</w:t>
+            </w:r>
+          </w:p>
+        </w:tc>
+        <w:tc>
+          <w:tcPr>
+            <w:tcW w:type="dxa" w:w="2160"/>
+          </w:tcPr>
+          <w:p>
+            <w:r/>
+            <w:r>
+              <w:rPr>
+                <w:rFonts w:ascii="Consolas" w:hAnsi="Consolas"/>
+                <w:sz w:val="20"/>
+              </w:rPr>
+              <w:t>GRANT</w:t>
+            </w:r>
+            <w:r>
+              <w:rPr>
+                <w:b w:val="0"/>
+              </w:rPr>
+              <w:t xml:space="preserve"> the specific privilege named in the error </w:t>
+            </w:r>
+            <w:r>
+              <w:rPr>
+                <w:rFonts w:ascii="Consolas" w:hAnsi="Consolas"/>
+                <w:sz w:val="20"/>
+              </w:rPr>
+              <w:t>... TO ROLE ACCOUNTADMIN</w:t>
+            </w:r>
+            <w:r>
+              <w:rPr>
+                <w:b w:val="0"/>
+              </w:rPr>
+              <w:t xml:space="preserve"> (not </w:t>
+            </w:r>
+            <w:r>
+              <w:rPr>
+                <w:rFonts w:ascii="Consolas" w:hAnsi="Consolas"/>
+                <w:sz w:val="20"/>
+              </w:rPr>
+              <w:t>ABT_BUY_ROLE</w:t>
+            </w:r>
+            <w:r>
+              <w:rPr>
+                <w:b w:val="0"/>
+              </w:rPr>
+              <w:t>)</w:t>
+            </w:r>
+          </w:p>
+        </w:tc>
+        <w:tc>
+          <w:tcPr>
+            <w:tcW w:type="dxa" w:w="2160"/>
+          </w:tcPr>
+          <w:p>
+            <w:r/>
+            <w:r>
+              <w:rPr>
+                <w:b w:val="0"/>
+              </w:rPr>
+              <w:t>Retry the same UI action</w:t>
+            </w:r>
+          </w:p>
+        </w:tc>
+      </w:tr>
+      <w:tr>
+        <w:tc>
+          <w:tcPr>
+            <w:tcW w:type="dxa" w:w="2160"/>
+          </w:tcPr>
+          <w:p>
+            <w:r/>
+            <w:r>
+              <w:rPr>
+                <w:rFonts w:ascii="Consolas" w:hAnsi="Consolas"/>
+                <w:sz w:val="20"/>
+              </w:rPr>
+              <w:t>"Location '...' is not allowed by integration"</w:t>
+            </w:r>
+            <w:r>
+              <w:rPr>
+                <w:b w:val="0"/>
+              </w:rPr>
+              <w:t xml:space="preserve"> when connecting a git repository</w:t>
+            </w:r>
+          </w:p>
+        </w:tc>
+        <w:tc>
+          <w:tcPr>
+            <w:tcW w:type="dxa" w:w="2160"/>
+          </w:tcPr>
+          <w:p>
+            <w:r/>
+            <w:r>
+              <w:rPr>
+                <w:b w:val="0"/>
+              </w:rPr>
+              <w:t xml:space="preserve">The API integration's </w:t>
+            </w:r>
+            <w:r>
+              <w:rPr>
+                <w:rFonts w:ascii="Consolas" w:hAnsi="Consolas"/>
+                <w:sz w:val="20"/>
+              </w:rPr>
+              <w:t>API_ALLOWED_PREFIXES</w:t>
+            </w:r>
+            <w:r>
+              <w:rPr>
+                <w:b w:val="0"/>
+              </w:rPr>
+              <w:t xml:space="preserve"> didn't include a trailing slash, and Snowflake's prefix match wants a clean path boundary (not just a raw string prefix) — the appended </w:t>
+            </w:r>
+            <w:r>
+              <w:rPr>
+                <w:rFonts w:ascii="Consolas" w:hAnsi="Consolas"/>
+                <w:sz w:val="20"/>
+              </w:rPr>
+              <w:t>.git</w:t>
+            </w:r>
+            <w:r>
+              <w:rPr>
+                <w:b w:val="0"/>
+              </w:rPr>
+              <w:t xml:space="preserve"> breaks a prefix that ends exactly at the repo name</w:t>
+            </w:r>
+          </w:p>
+        </w:tc>
+        <w:tc>
+          <w:tcPr>
+            <w:tcW w:type="dxa" w:w="2160"/>
+          </w:tcPr>
+          <w:p>
+            <w:r/>
+            <w:r>
+              <w:rPr>
+                <w:rFonts w:ascii="Consolas" w:hAnsi="Consolas"/>
+                <w:sz w:val="20"/>
+              </w:rPr>
+              <w:t>ALTER API INTEGRATION &lt;name&gt; SET API_ALLOWED_PREFIXES = ('https://github.com/&lt;username&gt;/')</w:t>
+            </w:r>
+            <w:r>
+              <w:rPr>
+                <w:b w:val="0"/>
+              </w:rPr>
+              <w:t xml:space="preserve"> (trailing slash, whole namespace)</w:t>
+            </w:r>
+          </w:p>
+        </w:tc>
+        <w:tc>
+          <w:tcPr>
+            <w:tcW w:type="dxa" w:w="2160"/>
+          </w:tcPr>
+          <w:p>
+            <w:r/>
+            <w:r>
+              <w:rPr>
+                <w:b w:val="0"/>
+              </w:rPr>
+              <w:t>Retry the git repository connection</w:t>
+            </w:r>
+          </w:p>
+        </w:tc>
+      </w:tr>
+      <w:tr>
+        <w:tc>
+          <w:tcPr>
+            <w:tcW w:type="dxa" w:w="2160"/>
+          </w:tcPr>
+          <w:p>
+            <w:r/>
+            <w:r>
+              <w:rPr>
+                <w:rFonts w:ascii="Consolas" w:hAnsi="Consolas"/>
+                <w:sz w:val="20"/>
+              </w:rPr>
+              <w:t>"Object '...' already exists"</w:t>
+            </w:r>
+            <w:r>
+              <w:rPr>
+                <w:b w:val="0"/>
+              </w:rPr>
+              <w:t xml:space="preserve"> when redoing "Create from repository" for Streamlit</w:t>
+            </w:r>
+          </w:p>
+        </w:tc>
+        <w:tc>
+          <w:tcPr>
+            <w:tcW w:type="dxa" w:w="2160"/>
+          </w:tcPr>
+          <w:p>
+            <w:r/>
+            <w:r>
+              <w:rPr>
+                <w:b w:val="0"/>
+              </w:rPr>
+              <w:t>The git repository connection object was already created successfully in an earlier attempt</w:t>
+            </w:r>
+          </w:p>
+        </w:tc>
+        <w:tc>
+          <w:tcPr>
+            <w:tcW w:type="dxa" w:w="2160"/>
+          </w:tcPr>
+          <w:p>
+            <w:r/>
+            <w:r>
+              <w:rPr>
+                <w:b w:val="0"/>
+              </w:rPr>
+              <w:t>Don't recreate it — select the existing repository from the file browser instead of going through "Clone Git Repository" again</w:t>
+            </w:r>
+          </w:p>
+        </w:tc>
+        <w:tc>
+          <w:tcPr>
+            <w:tcW w:type="dxa" w:w="2160"/>
+          </w:tcPr>
+          <w:p>
+            <w:r/>
+            <w:r>
+              <w:rPr>
+                <w:b w:val="0"/>
+              </w:rPr>
+              <w:t>File browser shows your repo without erroring</w:t>
             </w:r>
           </w:p>
         </w:tc>

--- a/docs/beginner_guide.docx
+++ b/docs/beginner_guide.docx
@@ -14905,7 +14905,7 @@
         <w:rPr>
           <w:b w:val="0"/>
         </w:rPr>
-        <w:t xml:space="preserve"> a working dashboard with 3 pages (Matching Accuracy / Competitive Pricing / Market Trends) in the sidebar navigation, plus 3 metric tiles on the landing page (confirmed matches / review queue / F1 score) matching your real measured numbers.</w:t>
+        <w:t xml:space="preserve"> a single-page dashboard with a hero header (differentiator pills, 4 stat cards, a pipeline flow diagram) and three tabs (Matching Accuracy / Competitive Pricing / Market Trends) — deliberately built as tabs on one page, not separate sidebar pages, so a viewer never loses context switching between them.</w:t>
       </w:r>
     </w:p>
     <w:p>
@@ -14948,39 +14948,78 @@
         <w:rPr>
           <w:b w:val="0"/>
         </w:rPr>
-        <w:t xml:space="preserve">*Streamlit pages don't show up* → confirm </w:t>
+        <w:t xml:space="preserve">*Tabs/charts don't show up* → confirm </w:t>
       </w:r>
       <w:r>
         <w:rPr>
           <w:rFonts w:ascii="Consolas" w:hAnsi="Consolas"/>
           <w:sz w:val="20"/>
         </w:rPr>
-        <w:t>streamlit/pages/</w:t>
+        <w:t>streamlit/theme.py</w:t>
       </w:r>
       <w:r>
         <w:rPr>
           <w:b w:val="0"/>
         </w:rPr>
-        <w:t xml:space="preserve"> in your repo has the three numbered </w:t>
+        <w:t xml:space="preserve">, </w:t>
       </w:r>
       <w:r>
         <w:rPr>
           <w:rFonts w:ascii="Consolas" w:hAnsi="Consolas"/>
           <w:sz w:val="20"/>
         </w:rPr>
-        <w:t>.py</w:t>
+        <w:t>tab_matching_accuracy.py</w:t>
       </w:r>
       <w:r>
         <w:rPr>
           <w:b w:val="0"/>
         </w:rPr>
-        <w:t xml:space="preserve"> files, and </w:t>
+        <w:t xml:space="preserve">, </w:t>
       </w:r>
       <w:r>
         <w:rPr>
           <w:rFonts w:ascii="Consolas" w:hAnsi="Consolas"/>
           <w:sz w:val="20"/>
         </w:rPr>
+        <w:t>tab_competitive_pricing.py</w:t>
+      </w:r>
+      <w:r>
+        <w:rPr>
+          <w:b w:val="0"/>
+        </w:rPr>
+        <w:t xml:space="preserve">, and </w:t>
+      </w:r>
+      <w:r>
+        <w:rPr>
+          <w:rFonts w:ascii="Consolas" w:hAnsi="Consolas"/>
+          <w:sz w:val="20"/>
+        </w:rPr>
+        <w:t>tab_market_trends.py</w:t>
+      </w:r>
+      <w:r>
+        <w:rPr>
+          <w:b w:val="0"/>
+        </w:rPr>
+        <w:t xml:space="preserve"> all exist alongside </w:t>
+      </w:r>
+      <w:r>
+        <w:rPr>
+          <w:rFonts w:ascii="Consolas" w:hAnsi="Consolas"/>
+          <w:sz w:val="20"/>
+        </w:rPr>
+        <w:t>streamlit_app.py</w:t>
+      </w:r>
+      <w:r>
+        <w:rPr>
+          <w:b w:val="0"/>
+        </w:rPr>
+        <w:t xml:space="preserve">, and </w:t>
+      </w:r>
+      <w:r>
+        <w:rPr>
+          <w:rFonts w:ascii="Consolas" w:hAnsi="Consolas"/>
+          <w:sz w:val="20"/>
+        </w:rPr>
         <w:t>streamlit/environment.yml</w:t>
       </w:r>
       <w:r>
@@ -15008,6 +15047,19 @@
           <w:sz w:val="20"/>
         </w:rPr>
         <w:t>pandas</w:t>
+      </w:r>
+      <w:r>
+        <w:rPr>
+          <w:b w:val="0"/>
+        </w:rPr>
+        <w:t xml:space="preserve">, </w:t>
+      </w:r>
+      <w:r>
+        <w:rPr>
+          <w:rFonts w:ascii="Consolas" w:hAnsi="Consolas"/>
+          <w:sz w:val="20"/>
+        </w:rPr>
+        <w:t>altair</w:t>
       </w:r>
       <w:r>
         <w:rPr>
@@ -15682,7 +15734,7 @@
         <w:rPr>
           <w:b w:val="0"/>
         </w:rPr>
-        <w:t>Streamlit app deployed and working (3 pages).</w:t>
+        <w:t>Streamlit app deployed and working (one page, 3 tabs).</w:t>
       </w:r>
     </w:p>
     <w:p>
